--- a/agile-project-roadmap.docx
+++ b/agile-project-roadmap.docx
@@ -4,14 +4,14 @@
   <w:body>
     <w:p>
       <w:pPr>
-        <w:spacing w:before="0" w:after="80"/>
+        <w:spacing w:line="240" w:lineRule="auto"/>
         <w:jc w:val="center"/>
-        <w:spacing w:line="240" w:lineRule="auto"/>
       </w:pPr>
       <w:r>
         <w:rPr>
           <w:rFonts w:ascii="Times New Roman" w:hAnsi="Times New Roman"/>
           <w:b/>
+          <w:i w:val="0"/>
           <w:sz w:val="32"/>
         </w:rPr>
         <w:t>AGILE PROJECT ROADMAP</w:t>
@@ -19,13 +19,13 @@
     </w:p>
     <w:p>
       <w:pPr>
-        <w:spacing w:before="0" w:after="80"/>
+        <w:spacing w:line="240" w:lineRule="auto"/>
         <w:jc w:val="center"/>
-        <w:spacing w:line="240" w:lineRule="auto"/>
       </w:pPr>
       <w:r>
         <w:rPr>
           <w:rFonts w:ascii="Times New Roman" w:hAnsi="Times New Roman"/>
+          <w:b w:val="0"/>
           <w:i/>
           <w:sz w:val="26"/>
         </w:rPr>
@@ -34,23 +34,22 @@
     </w:p>
     <w:p>
       <w:pPr>
-        <w:spacing w:before="80" w:after="80"/>
-        <w:spacing w:line="240" w:lineRule="auto"/>
         <w:pBdr>
           <w:bottom w:val="single" w:sz="12" w:space="1" w:color="000000"/>
         </w:pBdr>
+        <w:spacing w:line="240" w:lineRule="auto"/>
       </w:pPr>
     </w:p>
     <w:p>
       <w:pPr>
-        <w:spacing w:before="0" w:after="60"/>
+        <w:spacing w:line="240" w:lineRule="auto"/>
         <w:jc w:val="center"/>
-        <w:spacing w:line="240" w:lineRule="auto"/>
       </w:pPr>
       <w:r>
         <w:rPr>
           <w:rFonts w:ascii="Times New Roman" w:hAnsi="Times New Roman"/>
           <w:b/>
+          <w:i w:val="0"/>
           <w:sz w:val="24"/>
         </w:rPr>
         <w:t xml:space="preserve">Project Type: </w:t>
@@ -58,6 +57,8 @@
       <w:r>
         <w:rPr>
           <w:rFonts w:ascii="Times New Roman" w:hAnsi="Times New Roman"/>
+          <w:b w:val="0"/>
+          <w:i w:val="0"/>
           <w:sz w:val="24"/>
         </w:rPr>
         <w:t>Start-Up Venture</w:t>
@@ -65,14 +66,14 @@
     </w:p>
     <w:p>
       <w:pPr>
-        <w:spacing w:before="0" w:after="60"/>
+        <w:spacing w:line="240" w:lineRule="auto"/>
         <w:jc w:val="center"/>
-        <w:spacing w:line="240" w:lineRule="auto"/>
       </w:pPr>
       <w:r>
         <w:rPr>
           <w:rFonts w:ascii="Times New Roman" w:hAnsi="Times New Roman"/>
           <w:b/>
+          <w:i w:val="0"/>
           <w:sz w:val="24"/>
         </w:rPr>
         <w:t xml:space="preserve">Framework: </w:t>
@@ -80,6 +81,8 @@
       <w:r>
         <w:rPr>
           <w:rFonts w:ascii="Times New Roman" w:hAnsi="Times New Roman"/>
+          <w:b w:val="0"/>
+          <w:i w:val="0"/>
           <w:sz w:val="24"/>
         </w:rPr>
         <w:t>Agile – Scrum</w:t>
@@ -87,14 +90,14 @@
     </w:p>
     <w:p>
       <w:pPr>
-        <w:spacing w:before="0" w:after="60"/>
+        <w:spacing w:line="240" w:lineRule="auto"/>
         <w:jc w:val="center"/>
-        <w:spacing w:line="240" w:lineRule="auto"/>
       </w:pPr>
       <w:r>
         <w:rPr>
           <w:rFonts w:ascii="Times New Roman" w:hAnsi="Times New Roman"/>
           <w:b/>
+          <w:i w:val="0"/>
           <w:sz w:val="24"/>
         </w:rPr>
         <w:t xml:space="preserve">Prepared by: </w:t>
@@ -102,6 +105,8 @@
       <w:r>
         <w:rPr>
           <w:rFonts w:ascii="Times New Roman" w:hAnsi="Times New Roman"/>
+          <w:b w:val="0"/>
+          <w:i w:val="0"/>
           <w:sz w:val="24"/>
         </w:rPr>
         <w:t>[Student Name]</w:t>
@@ -109,14 +114,38 @@
     </w:p>
     <w:p>
       <w:pPr>
-        <w:spacing w:before="0" w:after="60"/>
+        <w:spacing w:line="240" w:lineRule="auto"/>
         <w:jc w:val="center"/>
-        <w:spacing w:line="240" w:lineRule="auto"/>
       </w:pPr>
       <w:r>
         <w:rPr>
           <w:rFonts w:ascii="Times New Roman" w:hAnsi="Times New Roman"/>
           <w:b/>
+          <w:i w:val="0"/>
+          <w:sz w:val="24"/>
+        </w:rPr>
+        <w:t xml:space="preserve">Course: </w:t>
+      </w:r>
+      <w:r>
+        <w:rPr>
+          <w:rFonts w:ascii="Times New Roman" w:hAnsi="Times New Roman"/>
+          <w:b w:val="0"/>
+          <w:i w:val="0"/>
+          <w:sz w:val="24"/>
+        </w:rPr>
+        <w:t>Agile Project Management</w:t>
+      </w:r>
+    </w:p>
+    <w:p>
+      <w:pPr>
+        <w:spacing w:line="240" w:lineRule="auto"/>
+        <w:jc w:val="center"/>
+      </w:pPr>
+      <w:r>
+        <w:rPr>
+          <w:rFonts w:ascii="Times New Roman" w:hAnsi="Times New Roman"/>
+          <w:b/>
+          <w:i w:val="0"/>
           <w:sz w:val="24"/>
         </w:rPr>
         <w:t xml:space="preserve">Date: </w:t>
@@ -124,6 +153,8 @@
       <w:r>
         <w:rPr>
           <w:rFonts w:ascii="Times New Roman" w:hAnsi="Times New Roman"/>
+          <w:b w:val="0"/>
+          <w:i w:val="0"/>
           <w:sz w:val="24"/>
         </w:rPr>
         <w:t>May 2026</w:t>
@@ -132,17 +163,17 @@
     <w:p/>
     <w:p>
       <w:pPr>
-        <w:spacing w:before="280" w:after="120"/>
-        <w:jc w:val="left"/>
-        <w:spacing w:line="240" w:lineRule="auto"/>
         <w:pBdr>
           <w:bottom w:val="single" w:sz="8" w:space="1" w:color="000000"/>
         </w:pBdr>
+        <w:spacing w:line="240" w:lineRule="auto"/>
+        <w:jc w:val="left"/>
       </w:pPr>
       <w:r>
         <w:rPr>
           <w:rFonts w:ascii="Times New Roman" w:hAnsi="Times New Roman"/>
           <w:b/>
+          <w:i w:val="0"/>
           <w:sz w:val="26"/>
         </w:rPr>
         <w:t>1. PROJECT DESCRIPTION</w:t>
@@ -150,9 +181,8 @@
     </w:p>
     <w:p>
       <w:pPr>
-        <w:spacing w:before="0" w:after="120"/>
+        <w:spacing w:line="240" w:lineRule="auto"/>
         <w:jc w:val="both"/>
-        <w:spacing w:line="240" w:lineRule="auto"/>
       </w:pPr>
       <w:r>
         <w:rPr>
@@ -161,14 +191,13 @@
           <w:i w:val="0"/>
           <w:sz w:val="24"/>
         </w:rPr>
-        <w:t>UrbanRoots is a proposed mobile-first digital marketplace that connects small-scale local farmers, urban food producers, and home gardeners directly with city-based consumers. The platform is designed to address a persistent friction point in the local food system: despite strong and growing consumer interest in purchasing locally sourced food, most urban households have no practical, convenient way to discover or regularly buy from nearby producers. Farmers’ markets operate only a few hours per week, community-supported agriculture (CSA) programmes require months-long commitments, and general grocery delivery platforms are dominated by national distributors whose products can travel hundreds or thousands of kilometres before reaching a consumer’s table.</w:t>
+        <w:t>The idea for UrbanRoots started with a pretty straightforward observation: I live in a city that has dozens of small farms within 40 kilometres, yet the tomatoes in my grocery store were grown in Mexico. That gap — between what’s available locally and what actually ends up on people’s plates — is what this project is trying to close.</w:t>
       </w:r>
     </w:p>
     <w:p>
       <w:pPr>
-        <w:spacing w:before="0" w:after="120"/>
+        <w:spacing w:line="240" w:lineRule="auto"/>
         <w:jc w:val="both"/>
-        <w:spacing w:line="240" w:lineRule="auto"/>
       </w:pPr>
       <w:r>
         <w:rPr>
@@ -177,14 +206,13 @@
           <w:i w:val="0"/>
           <w:sz w:val="24"/>
         </w:rPr>
-        <w:t>UrbanRoots aims to close this gap by building a two-sided marketplace: producers gain a low-cost digital storefront with order management tools, while consumers gain an intuitive browsing and checkout experience, flexible subscription options, and transparent supply-chain information (e.g., distance from farm, harvest date, and production practices). The platform will initially be piloted in one mid-sized Canadian metropolitan area before evaluating expansion.</w:t>
+        <w:t>UrbanRoots is a mobile-first digital marketplace that connects local farmers, small food producers, and urban growers directly with city consumers. The core problem it addresses is one a lot of people would recognize: even if you want to buy locally grown food, it’s genuinely inconvenient to do it. Farmers’ markets run for a few hours on Saturday mornings. CSA box programmes ask for six-month commitments that many households aren’t ready to make. And most of the grocery delivery apps that launched over the past few years are just digital storefronts for the same national distributors.</w:t>
       </w:r>
     </w:p>
     <w:p>
       <w:pPr>
-        <w:spacing w:before="0" w:after="120"/>
+        <w:spacing w:line="240" w:lineRule="auto"/>
         <w:jc w:val="both"/>
-        <w:spacing w:line="240" w:lineRule="auto"/>
       </w:pPr>
       <w:r>
         <w:rPr>
@@ -193,29 +221,13 @@
           <w:i w:val="0"/>
           <w:sz w:val="24"/>
         </w:rPr>
-        <w:t>The project is fundamentally exploratory. Consumer behaviour around local food is highly variable, provincial regulations for direct food sales differ, and the optimal mix of logistics, subscription models, and producer onboarding remains undetermined. These conditions make Agile the appropriate framework: the product must evolve based on real user feedback rather than a fixed upfront specification.</w:t>
+        <w:t>The platform is designed as a two-sided marketplace. On one side, local producers get a simple digital storefront and basic order management tools — nothing complicated, just enough for them to list what’s available and manage incoming orders without needing a tech background. On the consumer side, people get a browsable app where they can find farms near them, see what’s in season, and schedule a delivery or pickup that actually fits their week. The initial pilot will run in one mid-sized Canadian city, most likely Ottawa or Hamilton, before the team reassesses whether and how to expand.</w:t>
       </w:r>
     </w:p>
     <w:p>
       <w:pPr>
-        <w:spacing w:before="200" w:after="80"/>
-        <w:jc w:val="left"/>
         <w:spacing w:line="240" w:lineRule="auto"/>
-      </w:pPr>
-      <w:r>
-        <w:rPr>
-          <w:rFonts w:ascii="Times New Roman" w:hAnsi="Times New Roman"/>
-          <w:b/>
-          <w:sz w:val="24"/>
-        </w:rPr>
-        <w:t>Problem / Opportunity Statement</w:t>
-      </w:r>
-    </w:p>
-    <w:p>
-      <w:pPr>
-        <w:spacing w:before="0" w:after="120"/>
         <w:jc w:val="both"/>
-        <w:spacing w:line="240" w:lineRule="auto"/>
       </w:pPr>
       <w:r>
         <w:rPr>
@@ -224,22 +236,52 @@
           <w:i w:val="0"/>
           <w:sz w:val="24"/>
         </w:rPr>
-        <w:t>Urban consumers increasingly want to know where their food originates, yet the infrastructure connecting them with local producers remains fragmented and inconvenient. Small-scale farmers simultaneously face significant barriers to direct-to-consumer sales: limited digital tools, minimal marketing capacity, and no logistics infrastructure. UrbanRoots addresses both sides of this market failure through a purpose-built digital platform.</w:t>
+        <w:t>It’s worth being upfront about something: the final version of this product is not fully figured out yet. We don’t know whether consumers will prefer subscriptions or one-off orders, whether producers want to handle their own delivery or share a logistics partner, or even exactly which features matter most to either group. That uncertainty is precisely why Agile is the right framework here. The roadmap that follows is a starting point, not a finished blueprint.</w:t>
       </w:r>
     </w:p>
     <w:p>
       <w:pPr>
-        <w:spacing w:before="280" w:after="120"/>
+        <w:spacing w:line="240" w:lineRule="auto"/>
         <w:jc w:val="left"/>
-        <w:spacing w:line="240" w:lineRule="auto"/>
-        <w:pBdr>
-          <w:bottom w:val="single" w:sz="8" w:space="1" w:color="000000"/>
-        </w:pBdr>
       </w:pPr>
       <w:r>
         <w:rPr>
           <w:rFonts w:ascii="Times New Roman" w:hAnsi="Times New Roman"/>
           <w:b/>
+          <w:i w:val="0"/>
+          <w:sz w:val="24"/>
+        </w:rPr>
+        <w:t>Problem / Opportunity Statement</w:t>
+      </w:r>
+    </w:p>
+    <w:p>
+      <w:pPr>
+        <w:spacing w:line="240" w:lineRule="auto"/>
+        <w:jc w:val="both"/>
+      </w:pPr>
+      <w:r>
+        <w:rPr>
+          <w:rFonts w:ascii="Times New Roman" w:hAnsi="Times New Roman"/>
+          <w:b w:val="0"/>
+          <w:i w:val="0"/>
+          <w:sz w:val="24"/>
+        </w:rPr>
+        <w:t>Most urban Canadians say they want to buy more local food — surveys consistently show this — but they don’t actually do it, mostly because the option isn’t convenient enough to become a regular habit (Statistics Canada, 2023). At the same time, small-scale producers are spending significant time and energy on logistics, marketing, and customer communication that they didn’t sign up for when they decided to farm. UrbanRoots is an attempt to fix both sides of that problem at once, by building infrastructure that makes buying local food as easy as ordering from any grocery app, while making sure the money flows back to the people growing it.</w:t>
+      </w:r>
+    </w:p>
+    <w:p>
+      <w:pPr>
+        <w:pBdr>
+          <w:bottom w:val="single" w:sz="8" w:space="1" w:color="000000"/>
+        </w:pBdr>
+        <w:spacing w:line="240" w:lineRule="auto"/>
+        <w:jc w:val="left"/>
+      </w:pPr>
+      <w:r>
+        <w:rPr>
+          <w:rFonts w:ascii="Times New Roman" w:hAnsi="Times New Roman"/>
+          <w:b/>
+          <w:i w:val="0"/>
           <w:sz w:val="26"/>
         </w:rPr>
         <w:t>2. VISION STATEMENT</w:t>
@@ -247,9 +289,8 @@
     </w:p>
     <w:p>
       <w:pPr>
-        <w:spacing w:before="0" w:after="120"/>
+        <w:spacing w:line="240" w:lineRule="auto"/>
         <w:jc w:val="both"/>
-        <w:spacing w:line="240" w:lineRule="auto"/>
       </w:pPr>
       <w:r>
         <w:rPr>
@@ -258,14 +299,13 @@
           <w:i/>
           <w:sz w:val="24"/>
         </w:rPr>
-        <w:t>“To build a trusted and thriving local food ecosystem where every urban household can access fresh, locally grown food within 24 hours of harvest, while empowering small-scale farmers and food producers to sustain viable livelihoods through direct, dignified, and technology-enabled commerce.”</w:t>
+        <w:t>“A Canada where buying food from a farm 20 kilometres away is just as easy, reliable, and affordable as buying from a national grocery chain — and where the farmer actually earns a fair return for growing it.”</w:t>
       </w:r>
     </w:p>
     <w:p>
       <w:pPr>
-        <w:spacing w:before="0" w:after="120"/>
+        <w:spacing w:line="240" w:lineRule="auto"/>
         <w:jc w:val="both"/>
-        <w:spacing w:line="240" w:lineRule="auto"/>
       </w:pPr>
       <w:r>
         <w:rPr>
@@ -274,32 +314,13 @@
           <w:i w:val="0"/>
           <w:sz w:val="24"/>
         </w:rPr>
-        <w:t>Over the long term, UrbanRoots will become the default infrastructure layer for hyperlocal food distribution in Canadian cities—as familiar and reliable as mainstream grocery delivery, yet deeply rooted in local community and ecological sustainability. Success will be measured not only by transaction volume, but by producer income growth, food waste reduction, and local food network resilience.</w:t>
+        <w:t>The long-term ambition for UrbanRoots isn’t just to build another marketplace app. It’s to meaningfully shift how urban food systems work. If this succeeds, local producers will have a revenue channel they can genuinely plan around, not just a side income from weekend markets. Consumers will trust the platform enough that buying local becomes a default routine rather than something they do occasionally when it’s convenient.</w:t>
       </w:r>
     </w:p>
     <w:p>
       <w:pPr>
-        <w:spacing w:before="280" w:after="120"/>
-        <w:jc w:val="left"/>
         <w:spacing w:line="240" w:lineRule="auto"/>
-        <w:pBdr>
-          <w:bottom w:val="single" w:sz="8" w:space="1" w:color="000000"/>
-        </w:pBdr>
-      </w:pPr>
-      <w:r>
-        <w:rPr>
-          <w:rFonts w:ascii="Times New Roman" w:hAnsi="Times New Roman"/>
-          <w:b/>
-          <w:sz w:val="26"/>
-        </w:rPr>
-        <w:t>3. MINIMUM VIABLE PRODUCT (MVP)</w:t>
-      </w:r>
-    </w:p>
-    <w:p>
-      <w:pPr>
-        <w:spacing w:before="0" w:after="120"/>
         <w:jc w:val="both"/>
-        <w:spacing w:line="240" w:lineRule="auto"/>
       </w:pPr>
       <w:r>
         <w:rPr>
@@ -308,19 +329,67 @@
           <w:i w:val="0"/>
           <w:sz w:val="24"/>
         </w:rPr>
-        <w:t>The MVP for UrbanRoots is a functional web and mobile application (iOS and Android) that allows a curated group of local producers to list products and receive orders, and a cohort of early adopter consumers to browse, purchase, and schedule delivery or pickup. The MVP is intentionally narrow in scope: it will not attempt to solve every aspect of local food distribution, but will instead validate the core value proposition—that a well-designed digital experience can reliably connect urban consumers with nearby producers in a repeatable, satisfying way.</w:t>
+        <w:t>Success won’t just be measured in transactions or app downloads. The metrics that actually matter are whether farmers are earning more, whether food waste in the local supply chain is going down, and whether the communities this platform serves feel a genuine connection to where their food comes from. That’s the goal. The app is just the vehicle.</w:t>
       </w:r>
     </w:p>
     <w:p>
       <w:pPr>
-        <w:spacing w:before="200" w:after="80"/>
+        <w:pBdr>
+          <w:bottom w:val="single" w:sz="8" w:space="1" w:color="000000"/>
+        </w:pBdr>
+        <w:spacing w:line="240" w:lineRule="auto"/>
         <w:jc w:val="left"/>
-        <w:spacing w:line="240" w:lineRule="auto"/>
       </w:pPr>
       <w:r>
         <w:rPr>
           <w:rFonts w:ascii="Times New Roman" w:hAnsi="Times New Roman"/>
           <w:b/>
+          <w:i w:val="0"/>
+          <w:sz w:val="26"/>
+        </w:rPr>
+        <w:t>3. MINIMUM VIABLE PRODUCT (MVP)</w:t>
+      </w:r>
+    </w:p>
+    <w:p>
+      <w:pPr>
+        <w:spacing w:line="240" w:lineRule="auto"/>
+        <w:jc w:val="both"/>
+      </w:pPr>
+      <w:r>
+        <w:rPr>
+          <w:rFonts w:ascii="Times New Roman" w:hAnsi="Times New Roman"/>
+          <w:b w:val="0"/>
+          <w:i w:val="0"/>
+          <w:sz w:val="24"/>
+        </w:rPr>
+        <w:t>Before building anything large or complicated, the most important question to answer is a simple one: will people actually use this? The MVP is designed around that question. It’s a lean but fully functional version of the platform — enough to run a real six-week beta with actual producers and actual consumers, and to learn something meaningful from how they use it.</w:t>
+      </w:r>
+    </w:p>
+    <w:p>
+      <w:pPr>
+        <w:spacing w:line="240" w:lineRule="auto"/>
+        <w:jc w:val="both"/>
+      </w:pPr>
+      <w:r>
+        <w:rPr>
+          <w:rFonts w:ascii="Times New Roman" w:hAnsi="Times New Roman"/>
+          <w:b w:val="0"/>
+          <w:i w:val="0"/>
+          <w:sz w:val="24"/>
+        </w:rPr>
+        <w:t>The plan is to recruit 12 to 15 local producers and around 250 to 300 consumers in one city for the beta period. That’s not a huge number, but it’s enough to see real behaviour rather than survey responses. The features below represent what is needed to make that beta genuinely useful — not a prototype people test once and forget, but something they could realistically use to buy groceries on a regular basis.</w:t>
+      </w:r>
+    </w:p>
+    <w:p>
+      <w:pPr>
+        <w:spacing w:line="240" w:lineRule="auto"/>
+        <w:jc w:val="left"/>
+      </w:pPr>
+      <w:r>
+        <w:rPr>
+          <w:rFonts w:ascii="Times New Roman" w:hAnsi="Times New Roman"/>
+          <w:b/>
+          <w:i w:val="0"/>
           <w:sz w:val="24"/>
         </w:rPr>
         <w:t>MVP Features</w:t>
@@ -337,6 +406,7 @@
         <w:rPr>
           <w:rFonts w:ascii="Times New Roman" w:hAnsi="Times New Roman"/>
           <w:b/>
+          <w:i w:val="0"/>
           <w:sz w:val="24"/>
         </w:rPr>
         <w:t xml:space="preserve">Producer profiles: </w:t>
@@ -344,9 +414,11 @@
       <w:r>
         <w:rPr>
           <w:rFonts w:ascii="Times New Roman" w:hAnsi="Times New Roman"/>
+          <w:b w:val="0"/>
+          <w:i w:val="0"/>
           <w:sz w:val="24"/>
         </w:rPr>
-        <w:t>A simple onboarding flow allowing producers to create a storefront with a short bio, photos, and a description of their production practices.</w:t>
+        <w:t>Producers can build a simple profile — a short bio, a few photos, and a note about how they grow or make their products. Nothing elaborate; just enough for a consumer to know who they’re buying from.</w:t>
       </w:r>
     </w:p>
     <w:p>
@@ -360,6 +432,7 @@
         <w:rPr>
           <w:rFonts w:ascii="Times New Roman" w:hAnsi="Times New Roman"/>
           <w:b/>
+          <w:i w:val="0"/>
           <w:sz w:val="24"/>
         </w:rPr>
         <w:t xml:space="preserve">Product catalogue: </w:t>
@@ -367,9 +440,11 @@
       <w:r>
         <w:rPr>
           <w:rFonts w:ascii="Times New Roman" w:hAnsi="Times New Roman"/>
+          <w:b w:val="0"/>
+          <w:i w:val="0"/>
           <w:sz w:val="24"/>
         </w:rPr>
-        <w:t>Producers can list available products with pricing, quantity limits, and expected availability windows. Consumers can browse by product category or location.</w:t>
+        <w:t>A product listing where producers set prices, quantities, and availability windows. Consumers browse by category (vegetables, dairy, baked goods, etc.) or by proximity to their location.</w:t>
       </w:r>
     </w:p>
     <w:p>
@@ -383,16 +458,19 @@
         <w:rPr>
           <w:rFonts w:ascii="Times New Roman" w:hAnsi="Times New Roman"/>
           <w:b/>
+          <w:i w:val="0"/>
           <w:sz w:val="24"/>
         </w:rPr>
-        <w:t xml:space="preserve">Order and checkout flow: </w:t>
+        <w:t xml:space="preserve">Order and checkout: </w:t>
       </w:r>
       <w:r>
         <w:rPr>
           <w:rFonts w:ascii="Times New Roman" w:hAnsi="Times New Roman"/>
+          <w:b w:val="0"/>
+          <w:i w:val="0"/>
           <w:sz w:val="24"/>
         </w:rPr>
-        <w:t>Consumers can add items to a cart, select a delivery or pickup slot, and complete payment via integrated payment gateway (Stripe).</w:t>
+        <w:t>Add to cart, choose a delivery or pickup slot, and pay via Stripe. The checkout flow needs to be smooth enough that someone could complete it in under two minutes on a phone.</w:t>
       </w:r>
     </w:p>
     <w:p>
@@ -406,16 +484,19 @@
         <w:rPr>
           <w:rFonts w:ascii="Times New Roman" w:hAnsi="Times New Roman"/>
           <w:b/>
+          <w:i w:val="0"/>
           <w:sz w:val="24"/>
         </w:rPr>
-        <w:t xml:space="preserve">Delivery scheduling module: </w:t>
+        <w:t xml:space="preserve">Delivery scheduling: </w:t>
       </w:r>
       <w:r>
         <w:rPr>
           <w:rFonts w:ascii="Times New Roman" w:hAnsi="Times New Roman"/>
+          <w:b w:val="0"/>
+          <w:i w:val="0"/>
           <w:sz w:val="24"/>
         </w:rPr>
-        <w:t>A basic logistics tool allowing producers or a contracted courier to confirm and track deliveries within a defined urban zone.</w:t>
+        <w:t>A basic tool letting producers — or a partner courier — confirm and track deliveries within a defined radius. For the MVP, that radius stays at 20 km to keep logistics manageable.</w:t>
       </w:r>
     </w:p>
     <w:p>
@@ -429,6 +510,7 @@
         <w:rPr>
           <w:rFonts w:ascii="Times New Roman" w:hAnsi="Times New Roman"/>
           <w:b/>
+          <w:i w:val="0"/>
           <w:sz w:val="24"/>
         </w:rPr>
         <w:t xml:space="preserve">Consumer account and order history: </w:t>
@@ -436,9 +518,11 @@
       <w:r>
         <w:rPr>
           <w:rFonts w:ascii="Times New Roman" w:hAnsi="Times New Roman"/>
+          <w:b w:val="0"/>
+          <w:i w:val="0"/>
           <w:sz w:val="24"/>
         </w:rPr>
-        <w:t>Registered consumers can view past orders, re-order frequently purchased items, and manage account settings.</w:t>
+        <w:t>Registered consumers can see their order history and re-order past purchases without starting from scratch. A small feature, but one that matters for building a habit.</w:t>
       </w:r>
     </w:p>
     <w:p>
@@ -452,6 +536,7 @@
         <w:rPr>
           <w:rFonts w:ascii="Times New Roman" w:hAnsi="Times New Roman"/>
           <w:b/>
+          <w:i w:val="0"/>
           <w:sz w:val="24"/>
         </w:rPr>
         <w:t xml:space="preserve">Producer order dashboard: </w:t>
@@ -459,16 +544,17 @@
       <w:r>
         <w:rPr>
           <w:rFonts w:ascii="Times New Roman" w:hAnsi="Times New Roman"/>
+          <w:b w:val="0"/>
+          <w:i w:val="0"/>
           <w:sz w:val="24"/>
         </w:rPr>
-        <w:t>A simple backend dashboard giving producers a real-time view of incoming orders, fulfilment status, and basic sales analytics.</w:t>
+        <w:t>A simple backend view where producers can see incoming orders, mark them as fulfilled, and track basic sales numbers. It doesn’t need to be sophisticated — it just needs to replace the spreadsheet most of them are using now.</w:t>
       </w:r>
     </w:p>
     <w:p>
       <w:pPr>
-        <w:spacing w:before="0" w:after="120"/>
+        <w:spacing w:line="240" w:lineRule="auto"/>
         <w:jc w:val="both"/>
-        <w:spacing w:line="240" w:lineRule="auto"/>
       </w:pPr>
       <w:r>
         <w:rPr>
@@ -477,22 +563,22 @@
           <w:i w:val="0"/>
           <w:sz w:val="24"/>
         </w:rPr>
-        <w:t>The MVP will be deployed to a pilot cohort of 12–15 producers and approximately 250–300 consumers in a single metropolitan area over a six-week beta period. Feedback from this cohort will directly inform the product backlog for subsequent development cycles.</w:t>
+        <w:t>The MVP is not trying to solve every problem in local food distribution. Subscriptions, AI-driven recommendations, community features — all of that can come later, informed by what the beta cohort actually wants. The point of the MVP phase is to find out what matters before committing to building it.</w:t>
       </w:r>
     </w:p>
     <w:p>
       <w:pPr>
-        <w:spacing w:before="280" w:after="120"/>
-        <w:jc w:val="left"/>
-        <w:spacing w:line="240" w:lineRule="auto"/>
         <w:pBdr>
           <w:bottom w:val="single" w:sz="8" w:space="1" w:color="000000"/>
         </w:pBdr>
+        <w:spacing w:line="240" w:lineRule="auto"/>
+        <w:jc w:val="left"/>
       </w:pPr>
       <w:r>
         <w:rPr>
           <w:rFonts w:ascii="Times New Roman" w:hAnsi="Times New Roman"/>
           <w:b/>
+          <w:i w:val="0"/>
           <w:sz w:val="26"/>
         </w:rPr>
         <w:t>4. ROADMAP</w:t>
@@ -500,14 +586,14 @@
     </w:p>
     <w:p>
       <w:pPr>
-        <w:spacing w:before="200" w:after="80"/>
+        <w:spacing w:line="240" w:lineRule="auto"/>
         <w:jc w:val="left"/>
-        <w:spacing w:line="240" w:lineRule="auto"/>
       </w:pPr>
       <w:r>
         <w:rPr>
           <w:rFonts w:ascii="Times New Roman" w:hAnsi="Times New Roman"/>
           <w:b/>
+          <w:i w:val="0"/>
           <w:sz w:val="24"/>
         </w:rPr>
         <w:t>4.1  Agile Framework and Team Structure</w:t>
@@ -515,9 +601,8 @@
     </w:p>
     <w:p>
       <w:pPr>
-        <w:spacing w:before="0" w:after="120"/>
+        <w:spacing w:line="240" w:lineRule="auto"/>
         <w:jc w:val="both"/>
-        <w:spacing w:line="240" w:lineRule="auto"/>
       </w:pPr>
       <w:r>
         <w:rPr>
@@ -526,7 +611,22 @@
           <w:i w:val="0"/>
           <w:sz w:val="24"/>
         </w:rPr>
-        <w:t>UrbanRoots will be developed using the Scrum framework. Scrum was selected because the end state of the product is not fully defined, consumer behaviour in this space is difficult to predict without real-world data, and the team needs the ability to re-prioritize rapidly based on sprint reviews and stakeholder feedback (Schwaber &amp; Sutherland, 2020). The Scrum team will comprise the following roles:</w:t>
+        <w:t>The project will use the Scrum framework. That choice is fairly straightforward given where this project stands: the final product isn’t fully defined, the market behaviour isn’t fully predictable, and the team needs to be able to change direction quickly when real user data contradicts the assumptions made at the start (Schwaber &amp; Sutherland, 2020). A traditional waterfall approach would require committing upfront to decisions that simply cannot be made responsibly at this stage.</w:t>
+      </w:r>
+    </w:p>
+    <w:p>
+      <w:pPr>
+        <w:spacing w:line="240" w:lineRule="auto"/>
+        <w:jc w:val="both"/>
+      </w:pPr>
+      <w:r>
+        <w:rPr>
+          <w:rFonts w:ascii="Times New Roman" w:hAnsi="Times New Roman"/>
+          <w:b w:val="0"/>
+          <w:i w:val="0"/>
+          <w:sz w:val="24"/>
+        </w:rPr>
+        <w:t>The Scrum team will include the following roles:</w:t>
       </w:r>
     </w:p>
     <w:p>
@@ -540,6 +640,7 @@
         <w:rPr>
           <w:rFonts w:ascii="Times New Roman" w:hAnsi="Times New Roman"/>
           <w:b/>
+          <w:i w:val="0"/>
           <w:sz w:val="24"/>
         </w:rPr>
         <w:t xml:space="preserve">Product Owner: </w:t>
@@ -547,9 +648,11 @@
       <w:r>
         <w:rPr>
           <w:rFonts w:ascii="Times New Roman" w:hAnsi="Times New Roman"/>
+          <w:b w:val="0"/>
+          <w:i w:val="0"/>
           <w:sz w:val="24"/>
         </w:rPr>
-        <w:t>Responsible for maintaining and prioritizing the product backlog, representing the interests of consumers, producers, and investors.</w:t>
+        <w:t>Owns and maintains the product backlog, and makes prioritization calls when there’s a conflict between what stakeholders want and what the team can realistically deliver in a sprint.</w:t>
       </w:r>
     </w:p>
     <w:p>
@@ -563,6 +666,7 @@
         <w:rPr>
           <w:rFonts w:ascii="Times New Roman" w:hAnsi="Times New Roman"/>
           <w:b/>
+          <w:i w:val="0"/>
           <w:sz w:val="24"/>
         </w:rPr>
         <w:t xml:space="preserve">Scrum Master: </w:t>
@@ -570,9 +674,11 @@
       <w:r>
         <w:rPr>
           <w:rFonts w:ascii="Times New Roman" w:hAnsi="Times New Roman"/>
+          <w:b w:val="0"/>
+          <w:i w:val="0"/>
           <w:sz w:val="24"/>
         </w:rPr>
-        <w:t>Facilitates all Scrum ceremonies, removes impediments, and coaches the team on Agile best practices.</w:t>
+        <w:t>Runs all Scrum ceremonies, helps the team unblock themselves, and keeps the process honest — calling out when scope is creeping or when a sprint goal has quietly shifted.</w:t>
       </w:r>
     </w:p>
     <w:p>
@@ -586,6 +692,7 @@
         <w:rPr>
           <w:rFonts w:ascii="Times New Roman" w:hAnsi="Times New Roman"/>
           <w:b/>
+          <w:i w:val="0"/>
           <w:sz w:val="24"/>
         </w:rPr>
         <w:t xml:space="preserve">Development Team: </w:t>
@@ -593,9 +700,11 @@
       <w:r>
         <w:rPr>
           <w:rFonts w:ascii="Times New Roman" w:hAnsi="Times New Roman"/>
+          <w:b w:val="0"/>
+          <w:i w:val="0"/>
           <w:sz w:val="24"/>
         </w:rPr>
-        <w:t>A cross-functional team of two front-end developers, one back-end developer, one UX/UI designer, and one QA engineer.</w:t>
+        <w:t>Two front-end developers, one back-end developer, one UX/UI designer, and one QA engineer. Cross-functional enough that no sprint should stall waiting on a single person.</w:t>
       </w:r>
     </w:p>
     <w:p>
@@ -609,6 +718,7 @@
         <w:rPr>
           <w:rFonts w:ascii="Times New Roman" w:hAnsi="Times New Roman"/>
           <w:b/>
+          <w:i w:val="0"/>
           <w:sz w:val="24"/>
         </w:rPr>
         <w:t xml:space="preserve">Stakeholders: </w:t>
@@ -616,21 +726,23 @@
       <w:r>
         <w:rPr>
           <w:rFonts w:ascii="Times New Roman" w:hAnsi="Times New Roman"/>
+          <w:b w:val="0"/>
+          <w:i w:val="0"/>
           <w:sz w:val="24"/>
         </w:rPr>
-        <w:t>Pilot producers, early-adopter consumer testers, and a logistics partner representative who participate in Sprint Reviews.</w:t>
+        <w:t>Pilot producers, early-adopter consumers, and a logistics partner representative who attend Sprint Reviews and whose feedback directly shapes the backlog.</w:t>
       </w:r>
     </w:p>
     <w:p>
       <w:pPr>
-        <w:spacing w:before="200" w:after="80"/>
+        <w:spacing w:line="240" w:lineRule="auto"/>
         <w:jc w:val="left"/>
-        <w:spacing w:line="240" w:lineRule="auto"/>
       </w:pPr>
       <w:r>
         <w:rPr>
           <w:rFonts w:ascii="Times New Roman" w:hAnsi="Times New Roman"/>
           <w:b/>
+          <w:i w:val="0"/>
           <w:sz w:val="24"/>
         </w:rPr>
         <w:t>4.2  Product Backlog</w:t>
@@ -638,9 +750,8 @@
     </w:p>
     <w:p>
       <w:pPr>
-        <w:spacing w:before="0" w:after="120"/>
+        <w:spacing w:line="240" w:lineRule="auto"/>
         <w:jc w:val="both"/>
-        <w:spacing w:line="240" w:lineRule="auto"/>
       </w:pPr>
       <w:r>
         <w:rPr>
@@ -649,7 +760,7 @@
           <w:i w:val="0"/>
           <w:sz w:val="24"/>
         </w:rPr>
-        <w:t>The product backlog represents the full universe of features and improvements identified at project inception. Items are ordered by priority based on customer value, technical dependency, and risk reduction. The backlog will be continuously refined throughout the project.</w:t>
+        <w:t>The table below lists the features identified at the start of the project, ordered by priority. This isn’t a fixed list — it will be updated after every Sprint Review as the team learns more. Items marked Post-MVP are genuine priorities; they’re simply deferred until the core platform has been validated.</w:t>
       </w:r>
     </w:p>
     <w:tbl>
@@ -668,10 +779,7 @@
       <w:tr>
         <w:tc>
           <w:tcPr>
-            <w:tcW w:type="dxa" w:w="504"/>
-            <w:shd w:val="clear" w:color="auto" w:fill="1A1A1A"/>
-            <w:shd w:val="clear" w:color="auto" w:fill="1A1A1A"/>
-            <w:shd w:val="clear" w:color="auto" w:fill="1A1A1A"/>
+            <w:tcW w:type="dxa" w:w="461"/>
             <w:shd w:val="clear" w:color="auto" w:fill="1A1A1A"/>
           </w:tcPr>
           <w:p>
@@ -683,6 +791,7 @@
               <w:rPr>
                 <w:rFonts w:ascii="Times New Roman" w:hAnsi="Times New Roman"/>
                 <w:b/>
+                <w:i w:val="0"/>
                 <w:color w:val="FFFFFF"/>
                 <w:sz w:val="22"/>
               </w:rPr>
@@ -692,10 +801,7 @@
         </w:tc>
         <w:tc>
           <w:tcPr>
-            <w:tcW w:type="dxa" w:w="5472"/>
-            <w:shd w:val="clear" w:color="auto" w:fill="1A1A1A"/>
-            <w:shd w:val="clear" w:color="auto" w:fill="1A1A1A"/>
-            <w:shd w:val="clear" w:color="auto" w:fill="1A1A1A"/>
+            <w:tcW w:type="dxa" w:w="5544"/>
             <w:shd w:val="clear" w:color="auto" w:fill="1A1A1A"/>
           </w:tcPr>
           <w:p>
@@ -707,19 +813,17 @@
               <w:rPr>
                 <w:rFonts w:ascii="Times New Roman" w:hAnsi="Times New Roman"/>
                 <w:b/>
+                <w:i w:val="0"/>
                 <w:color w:val="FFFFFF"/>
                 <w:sz w:val="22"/>
               </w:rPr>
-              <w:t>Backlog Item (User Story)</w:t>
+              <w:t>User Story</w:t>
             </w:r>
           </w:p>
         </w:tc>
         <w:tc>
           <w:tcPr>
-            <w:tcW w:type="dxa" w:w="1224"/>
-            <w:shd w:val="clear" w:color="auto" w:fill="1A1A1A"/>
-            <w:shd w:val="clear" w:color="auto" w:fill="1A1A1A"/>
-            <w:shd w:val="clear" w:color="auto" w:fill="1A1A1A"/>
+            <w:tcW w:type="dxa" w:w="1181"/>
             <w:shd w:val="clear" w:color="auto" w:fill="1A1A1A"/>
           </w:tcPr>
           <w:p>
@@ -731,6 +835,7 @@
               <w:rPr>
                 <w:rFonts w:ascii="Times New Roman" w:hAnsi="Times New Roman"/>
                 <w:b/>
+                <w:i w:val="0"/>
                 <w:color w:val="FFFFFF"/>
                 <w:sz w:val="22"/>
               </w:rPr>
@@ -740,10 +845,7 @@
         </w:tc>
         <w:tc>
           <w:tcPr>
-            <w:tcW w:type="dxa" w:w="1440"/>
-            <w:shd w:val="clear" w:color="auto" w:fill="1A1A1A"/>
-            <w:shd w:val="clear" w:color="auto" w:fill="1A1A1A"/>
-            <w:shd w:val="clear" w:color="auto" w:fill="1A1A1A"/>
+            <w:tcW w:type="dxa" w:w="1454"/>
             <w:shd w:val="clear" w:color="auto" w:fill="1A1A1A"/>
           </w:tcPr>
           <w:p>
@@ -755,6 +857,7 @@
               <w:rPr>
                 <w:rFonts w:ascii="Times New Roman" w:hAnsi="Times New Roman"/>
                 <w:b/>
+                <w:i w:val="0"/>
                 <w:color w:val="FFFFFF"/>
                 <w:sz w:val="22"/>
               </w:rPr>
@@ -766,7 +869,7 @@
       <w:tr>
         <w:tc>
           <w:tcPr>
-            <w:tcW w:type="dxa" w:w="504"/>
+            <w:tcW w:type="dxa" w:w="461"/>
           </w:tcPr>
           <w:p>
             <w:pPr>
@@ -786,7 +889,7 @@
         </w:tc>
         <w:tc>
           <w:tcPr>
-            <w:tcW w:type="dxa" w:w="5472"/>
+            <w:tcW w:type="dxa" w:w="5544"/>
           </w:tcPr>
           <w:p>
             <w:pPr>
@@ -806,7 +909,7 @@
         </w:tc>
         <w:tc>
           <w:tcPr>
-            <w:tcW w:type="dxa" w:w="1224"/>
+            <w:tcW w:type="dxa" w:w="1181"/>
           </w:tcPr>
           <w:p>
             <w:pPr>
@@ -826,7 +929,7 @@
         </w:tc>
         <w:tc>
           <w:tcPr>
-            <w:tcW w:type="dxa" w:w="1440"/>
+            <w:tcW w:type="dxa" w:w="1454"/>
           </w:tcPr>
           <w:p>
             <w:pPr>
@@ -848,7 +951,7 @@
       <w:tr>
         <w:tc>
           <w:tcPr>
-            <w:tcW w:type="dxa" w:w="504"/>
+            <w:tcW w:type="dxa" w:w="461"/>
           </w:tcPr>
           <w:p>
             <w:pPr>
@@ -868,7 +971,7 @@
         </w:tc>
         <w:tc>
           <w:tcPr>
-            <w:tcW w:type="dxa" w:w="5472"/>
+            <w:tcW w:type="dxa" w:w="5544"/>
           </w:tcPr>
           <w:p>
             <w:pPr>
@@ -888,7 +991,7 @@
         </w:tc>
         <w:tc>
           <w:tcPr>
-            <w:tcW w:type="dxa" w:w="1224"/>
+            <w:tcW w:type="dxa" w:w="1181"/>
           </w:tcPr>
           <w:p>
             <w:pPr>
@@ -908,7 +1011,7 @@
         </w:tc>
         <w:tc>
           <w:tcPr>
-            <w:tcW w:type="dxa" w:w="1440"/>
+            <w:tcW w:type="dxa" w:w="1454"/>
           </w:tcPr>
           <w:p>
             <w:pPr>
@@ -930,7 +1033,7 @@
       <w:tr>
         <w:tc>
           <w:tcPr>
-            <w:tcW w:type="dxa" w:w="504"/>
+            <w:tcW w:type="dxa" w:w="461"/>
           </w:tcPr>
           <w:p>
             <w:pPr>
@@ -950,7 +1053,7 @@
         </w:tc>
         <w:tc>
           <w:tcPr>
-            <w:tcW w:type="dxa" w:w="5472"/>
+            <w:tcW w:type="dxa" w:w="5544"/>
           </w:tcPr>
           <w:p>
             <w:pPr>
@@ -964,13 +1067,13 @@
                 <w:i w:val="0"/>
                 <w:sz w:val="22"/>
               </w:rPr>
-              <w:t>As a consumer, I want to add products to a cart and check out securely so I can place an order.</w:t>
+              <w:t>As a consumer, I want to add products to a cart and check out securely.</w:t>
             </w:r>
           </w:p>
         </w:tc>
         <w:tc>
           <w:tcPr>
-            <w:tcW w:type="dxa" w:w="1224"/>
+            <w:tcW w:type="dxa" w:w="1181"/>
           </w:tcPr>
           <w:p>
             <w:pPr>
@@ -990,7 +1093,7 @@
         </w:tc>
         <w:tc>
           <w:tcPr>
-            <w:tcW w:type="dxa" w:w="1440"/>
+            <w:tcW w:type="dxa" w:w="1454"/>
           </w:tcPr>
           <w:p>
             <w:pPr>
@@ -1012,7 +1115,7 @@
       <w:tr>
         <w:tc>
           <w:tcPr>
-            <w:tcW w:type="dxa" w:w="504"/>
+            <w:tcW w:type="dxa" w:w="461"/>
           </w:tcPr>
           <w:p>
             <w:pPr>
@@ -1032,7 +1135,7 @@
         </w:tc>
         <w:tc>
           <w:tcPr>
-            <w:tcW w:type="dxa" w:w="5472"/>
+            <w:tcW w:type="dxa" w:w="5544"/>
           </w:tcPr>
           <w:p>
             <w:pPr>
@@ -1046,13 +1149,13 @@
                 <w:i w:val="0"/>
                 <w:sz w:val="22"/>
               </w:rPr>
-              <w:t>As a producer, I want to receive and manage incoming orders on a dashboard so I can fulfil them efficiently.</w:t>
+              <w:t>As a producer, I want to see and manage my incoming orders on a dashboard so I can fulfil them without confusion.</w:t>
             </w:r>
           </w:p>
         </w:tc>
         <w:tc>
           <w:tcPr>
-            <w:tcW w:type="dxa" w:w="1224"/>
+            <w:tcW w:type="dxa" w:w="1181"/>
           </w:tcPr>
           <w:p>
             <w:pPr>
@@ -1072,7 +1175,7 @@
         </w:tc>
         <w:tc>
           <w:tcPr>
-            <w:tcW w:type="dxa" w:w="1440"/>
+            <w:tcW w:type="dxa" w:w="1454"/>
           </w:tcPr>
           <w:p>
             <w:pPr>
@@ -1094,7 +1197,7 @@
       <w:tr>
         <w:tc>
           <w:tcPr>
-            <w:tcW w:type="dxa" w:w="504"/>
+            <w:tcW w:type="dxa" w:w="461"/>
           </w:tcPr>
           <w:p>
             <w:pPr>
@@ -1114,7 +1217,7 @@
         </w:tc>
         <w:tc>
           <w:tcPr>
-            <w:tcW w:type="dxa" w:w="5472"/>
+            <w:tcW w:type="dxa" w:w="5544"/>
           </w:tcPr>
           <w:p>
             <w:pPr>
@@ -1128,13 +1231,13 @@
                 <w:i w:val="0"/>
                 <w:sz w:val="22"/>
               </w:rPr>
-              <w:t>As a consumer, I want to schedule a delivery or pickup window so the experience fits my routine.</w:t>
+              <w:t>As a consumer, I want to pick a delivery or pickup window that fits my schedule.</w:t>
             </w:r>
           </w:p>
         </w:tc>
         <w:tc>
           <w:tcPr>
-            <w:tcW w:type="dxa" w:w="1224"/>
+            <w:tcW w:type="dxa" w:w="1181"/>
           </w:tcPr>
           <w:p>
             <w:pPr>
@@ -1154,7 +1257,7 @@
         </w:tc>
         <w:tc>
           <w:tcPr>
-            <w:tcW w:type="dxa" w:w="1440"/>
+            <w:tcW w:type="dxa" w:w="1454"/>
           </w:tcPr>
           <w:p>
             <w:pPr>
@@ -1176,7 +1279,7 @@
       <w:tr>
         <w:tc>
           <w:tcPr>
-            <w:tcW w:type="dxa" w:w="504"/>
+            <w:tcW w:type="dxa" w:w="461"/>
           </w:tcPr>
           <w:p>
             <w:pPr>
@@ -1196,7 +1299,7 @@
         </w:tc>
         <w:tc>
           <w:tcPr>
-            <w:tcW w:type="dxa" w:w="5472"/>
+            <w:tcW w:type="dxa" w:w="5544"/>
           </w:tcPr>
           <w:p>
             <w:pPr>
@@ -1210,13 +1313,13 @@
                 <w:i w:val="0"/>
                 <w:sz w:val="22"/>
               </w:rPr>
-              <w:t>As a QA engineer, I want to run automated regression tests so defects are caught before each release.</w:t>
+              <w:t>As a QA engineer, I want automated regression tests on every build so bugs don’t reach production.</w:t>
             </w:r>
           </w:p>
         </w:tc>
         <w:tc>
           <w:tcPr>
-            <w:tcW w:type="dxa" w:w="1224"/>
+            <w:tcW w:type="dxa" w:w="1181"/>
           </w:tcPr>
           <w:p>
             <w:pPr>
@@ -1236,7 +1339,7 @@
         </w:tc>
         <w:tc>
           <w:tcPr>
-            <w:tcW w:type="dxa" w:w="1440"/>
+            <w:tcW w:type="dxa" w:w="1454"/>
           </w:tcPr>
           <w:p>
             <w:pPr>
@@ -1258,7 +1361,7 @@
       <w:tr>
         <w:tc>
           <w:tcPr>
-            <w:tcW w:type="dxa" w:w="504"/>
+            <w:tcW w:type="dxa" w:w="461"/>
           </w:tcPr>
           <w:p>
             <w:pPr>
@@ -1278,7 +1381,7 @@
         </w:tc>
         <w:tc>
           <w:tcPr>
-            <w:tcW w:type="dxa" w:w="5472"/>
+            <w:tcW w:type="dxa" w:w="5544"/>
           </w:tcPr>
           <w:p>
             <w:pPr>
@@ -1292,13 +1395,13 @@
                 <w:i w:val="0"/>
                 <w:sz w:val="22"/>
               </w:rPr>
-              <w:t>As a consumer, I want to re-order past purchases in one tap so repeat buying is seamless.</w:t>
+              <w:t>As a consumer, I want to re-order my last purchase in one tap so I don’t start over each week.</w:t>
             </w:r>
           </w:p>
         </w:tc>
         <w:tc>
           <w:tcPr>
-            <w:tcW w:type="dxa" w:w="1224"/>
+            <w:tcW w:type="dxa" w:w="1181"/>
           </w:tcPr>
           <w:p>
             <w:pPr>
@@ -1318,7 +1421,7 @@
         </w:tc>
         <w:tc>
           <w:tcPr>
-            <w:tcW w:type="dxa" w:w="1440"/>
+            <w:tcW w:type="dxa" w:w="1454"/>
           </w:tcPr>
           <w:p>
             <w:pPr>
@@ -1340,7 +1443,7 @@
       <w:tr>
         <w:tc>
           <w:tcPr>
-            <w:tcW w:type="dxa" w:w="504"/>
+            <w:tcW w:type="dxa" w:w="461"/>
           </w:tcPr>
           <w:p>
             <w:pPr>
@@ -1360,7 +1463,7 @@
         </w:tc>
         <w:tc>
           <w:tcPr>
-            <w:tcW w:type="dxa" w:w="5472"/>
+            <w:tcW w:type="dxa" w:w="5544"/>
           </w:tcPr>
           <w:p>
             <w:pPr>
@@ -1374,13 +1477,13 @@
                 <w:i w:val="0"/>
                 <w:sz w:val="22"/>
               </w:rPr>
-              <w:t>As a consumer, I want to subscribe to a weekly produce box to reduce decision fatigue.</w:t>
+              <w:t>As a consumer, I want a weekly produce subscription to reduce decision fatigue.</w:t>
             </w:r>
           </w:p>
         </w:tc>
         <w:tc>
           <w:tcPr>
-            <w:tcW w:type="dxa" w:w="1224"/>
+            <w:tcW w:type="dxa" w:w="1181"/>
           </w:tcPr>
           <w:p>
             <w:pPr>
@@ -1400,7 +1503,7 @@
         </w:tc>
         <w:tc>
           <w:tcPr>
-            <w:tcW w:type="dxa" w:w="1440"/>
+            <w:tcW w:type="dxa" w:w="1454"/>
           </w:tcPr>
           <w:p>
             <w:pPr>
@@ -1422,7 +1525,7 @@
       <w:tr>
         <w:tc>
           <w:tcPr>
-            <w:tcW w:type="dxa" w:w="504"/>
+            <w:tcW w:type="dxa" w:w="461"/>
           </w:tcPr>
           <w:p>
             <w:pPr>
@@ -1442,7 +1545,7 @@
         </w:tc>
         <w:tc>
           <w:tcPr>
-            <w:tcW w:type="dxa" w:w="5472"/>
+            <w:tcW w:type="dxa" w:w="5544"/>
           </w:tcPr>
           <w:p>
             <w:pPr>
@@ -1456,13 +1559,13 @@
                 <w:i w:val="0"/>
                 <w:sz w:val="22"/>
               </w:rPr>
-              <w:t>As a producer, I want an AI-driven demand forecast to plan planting and harvests more accurately.</w:t>
+              <w:t>As a producer, I want a demand forecast tool to plan planting without overproducing.</w:t>
             </w:r>
           </w:p>
         </w:tc>
         <w:tc>
           <w:tcPr>
-            <w:tcW w:type="dxa" w:w="1224"/>
+            <w:tcW w:type="dxa" w:w="1181"/>
           </w:tcPr>
           <w:p>
             <w:pPr>
@@ -1482,7 +1585,7 @@
         </w:tc>
         <w:tc>
           <w:tcPr>
-            <w:tcW w:type="dxa" w:w="1440"/>
+            <w:tcW w:type="dxa" w:w="1454"/>
           </w:tcPr>
           <w:p>
             <w:pPr>
@@ -1505,14 +1608,14 @@
     <w:p/>
     <w:p>
       <w:pPr>
-        <w:spacing w:before="200" w:after="80"/>
+        <w:spacing w:line="240" w:lineRule="auto"/>
         <w:jc w:val="left"/>
-        <w:spacing w:line="240" w:lineRule="auto"/>
       </w:pPr>
       <w:r>
         <w:rPr>
           <w:rFonts w:ascii="Times New Roman" w:hAnsi="Times New Roman"/>
           <w:b/>
+          <w:i w:val="0"/>
           <w:sz w:val="24"/>
         </w:rPr>
         <w:t>4.3  Sprint Overview</w:t>
@@ -1526,14 +1629,14 @@
         <w:tblLook w:firstColumn="1" w:firstRow="1" w:lastColumn="0" w:lastRow="0" w:noHBand="0" w:noVBand="1" w:val="04A0"/>
       </w:tblPr>
       <w:tblGrid>
-        <w:gridCol w:w="3125"/>
-        <w:gridCol w:w="3125"/>
-        <w:gridCol w:w="3125"/>
+        <w:gridCol w:w="3120"/>
+        <w:gridCol w:w="3120"/>
+        <w:gridCol w:w="3120"/>
       </w:tblGrid>
       <w:tr>
         <w:tc>
           <w:tcPr>
-            <w:tcW w:type="dxa" w:w="3120"/>
+            <w:tcW w:type="dxa" w:w="3125"/>
           </w:tcPr>
           <w:p>
             <w:r/>
@@ -1541,6 +1644,7 @@
               <w:rPr>
                 <w:rFonts w:ascii="Times New Roman" w:hAnsi="Times New Roman"/>
                 <w:b/>
+                <w:i w:val="0"/>
                 <w:color w:val="555555"/>
                 <w:sz w:val="18"/>
               </w:rPr>
@@ -1552,6 +1656,7 @@
               <w:rPr>
                 <w:rFonts w:ascii="Times New Roman" w:hAnsi="Times New Roman"/>
                 <w:b/>
+                <w:i w:val="0"/>
                 <w:sz w:val="22"/>
               </w:rPr>
               <w:t>Foundation &amp; Discovery</w:t>
@@ -1561,6 +1666,7 @@
             <w:r>
               <w:rPr>
                 <w:rFonts w:ascii="Times New Roman" w:hAnsi="Times New Roman"/>
+                <w:b w:val="0"/>
                 <w:i/>
                 <w:color w:val="444444"/>
                 <w:sz w:val="20"/>
@@ -1576,9 +1682,11 @@
             <w:r>
               <w:rPr>
                 <w:rFonts w:ascii="Times New Roman" w:hAnsi="Times New Roman"/>
+                <w:b w:val="0"/>
+                <w:i w:val="0"/>
                 <w:sz w:val="20"/>
               </w:rPr>
-              <w:t>User research &amp; producer interviews</w:t>
+              <w:t>User &amp; producer interviews</w:t>
             </w:r>
           </w:p>
           <w:p>
@@ -1589,9 +1697,11 @@
             <w:r>
               <w:rPr>
                 <w:rFonts w:ascii="Times New Roman" w:hAnsi="Times New Roman"/>
+                <w:b w:val="0"/>
+                <w:i w:val="0"/>
                 <w:sz w:val="20"/>
               </w:rPr>
-              <w:t>Sitemap &amp; information architecture</w:t>
+              <w:t>Sitemap &amp; architecture</w:t>
             </w:r>
           </w:p>
           <w:p>
@@ -1602,9 +1712,11 @@
             <w:r>
               <w:rPr>
                 <w:rFonts w:ascii="Times New Roman" w:hAnsi="Times New Roman"/>
+                <w:b w:val="0"/>
+                <w:i w:val="0"/>
                 <w:sz w:val="20"/>
               </w:rPr>
-              <w:t>UX wireframes &amp; design system</w:t>
+              <w:t>Wireframes &amp; design system</w:t>
             </w:r>
           </w:p>
           <w:p>
@@ -1615,15 +1727,17 @@
             <w:r>
               <w:rPr>
                 <w:rFonts w:ascii="Times New Roman" w:hAnsi="Times New Roman"/>
+                <w:b w:val="0"/>
+                <w:i w:val="0"/>
                 <w:sz w:val="20"/>
               </w:rPr>
-              <w:t>Producer profile &amp; browse features</w:t>
+              <w:t>Producer profile (staging)</w:t>
             </w:r>
           </w:p>
         </w:tc>
         <w:tc>
           <w:tcPr>
-            <w:tcW w:type="dxa" w:w="3120"/>
+            <w:tcW w:type="dxa" w:w="3125"/>
           </w:tcPr>
           <w:p>
             <w:r/>
@@ -1631,6 +1745,7 @@
               <w:rPr>
                 <w:rFonts w:ascii="Times New Roman" w:hAnsi="Times New Roman"/>
                 <w:b/>
+                <w:i w:val="0"/>
                 <w:color w:val="555555"/>
                 <w:sz w:val="18"/>
               </w:rPr>
@@ -1642,6 +1757,7 @@
               <w:rPr>
                 <w:rFonts w:ascii="Times New Roman" w:hAnsi="Times New Roman"/>
                 <w:b/>
+                <w:i w:val="0"/>
                 <w:sz w:val="22"/>
               </w:rPr>
               <w:t>MVP Development</w:t>
@@ -1651,6 +1767,7 @@
             <w:r>
               <w:rPr>
                 <w:rFonts w:ascii="Times New Roman" w:hAnsi="Times New Roman"/>
+                <w:b w:val="0"/>
                 <w:i/>
                 <w:color w:val="444444"/>
                 <w:sz w:val="20"/>
@@ -1666,6 +1783,8 @@
             <w:r>
               <w:rPr>
                 <w:rFonts w:ascii="Times New Roman" w:hAnsi="Times New Roman"/>
+                <w:b w:val="0"/>
+                <w:i w:val="0"/>
                 <w:sz w:val="20"/>
               </w:rPr>
               <w:t>Product catalogue &amp; cart</w:t>
@@ -1679,9 +1798,11 @@
             <w:r>
               <w:rPr>
                 <w:rFonts w:ascii="Times New Roman" w:hAnsi="Times New Roman"/>
+                <w:b w:val="0"/>
+                <w:i w:val="0"/>
                 <w:sz w:val="20"/>
               </w:rPr>
-              <w:t>Checkout &amp; payment integration</w:t>
+              <w:t>Checkout &amp; Stripe payment</w:t>
             </w:r>
           </w:p>
           <w:p>
@@ -1692,6 +1813,8 @@
             <w:r>
               <w:rPr>
                 <w:rFonts w:ascii="Times New Roman" w:hAnsi="Times New Roman"/>
+                <w:b w:val="0"/>
+                <w:i w:val="0"/>
                 <w:sz w:val="20"/>
               </w:rPr>
               <w:t>Producer order dashboard</w:t>
@@ -1705,6 +1828,8 @@
             <w:r>
               <w:rPr>
                 <w:rFonts w:ascii="Times New Roman" w:hAnsi="Times New Roman"/>
+                <w:b w:val="0"/>
+                <w:i w:val="0"/>
                 <w:sz w:val="20"/>
               </w:rPr>
               <w:t>Delivery scheduling module</w:t>
@@ -1713,7 +1838,7 @@
         </w:tc>
         <w:tc>
           <w:tcPr>
-            <w:tcW w:type="dxa" w:w="3120"/>
+            <w:tcW w:type="dxa" w:w="3125"/>
           </w:tcPr>
           <w:p>
             <w:r/>
@@ -1721,6 +1846,7 @@
               <w:rPr>
                 <w:rFonts w:ascii="Times New Roman" w:hAnsi="Times New Roman"/>
                 <w:b/>
+                <w:i w:val="0"/>
                 <w:color w:val="555555"/>
                 <w:sz w:val="18"/>
               </w:rPr>
@@ -1732,6 +1858,7 @@
               <w:rPr>
                 <w:rFonts w:ascii="Times New Roman" w:hAnsi="Times New Roman"/>
                 <w:b/>
+                <w:i w:val="0"/>
                 <w:sz w:val="22"/>
               </w:rPr>
               <w:t>Testing, Optimization &amp; Launch</w:t>
@@ -1741,6 +1868,7 @@
             <w:r>
               <w:rPr>
                 <w:rFonts w:ascii="Times New Roman" w:hAnsi="Times New Roman"/>
+                <w:b w:val="0"/>
                 <w:i/>
                 <w:color w:val="444444"/>
                 <w:sz w:val="20"/>
@@ -1756,9 +1884,11 @@
             <w:r>
               <w:rPr>
                 <w:rFonts w:ascii="Times New Roman" w:hAnsi="Times New Roman"/>
+                <w:b w:val="0"/>
+                <w:i w:val="0"/>
                 <w:sz w:val="20"/>
               </w:rPr>
-              <w:t>Beta pilot with real users</w:t>
+              <w:t>Six-week beta with real users</w:t>
             </w:r>
           </w:p>
           <w:p>
@@ -1769,9 +1899,11 @@
             <w:r>
               <w:rPr>
                 <w:rFonts w:ascii="Times New Roman" w:hAnsi="Times New Roman"/>
+                <w:b w:val="0"/>
+                <w:i w:val="0"/>
                 <w:sz w:val="20"/>
               </w:rPr>
-              <w:t>Performance &amp; accessibility testing</w:t>
+              <w:t>Accessibility &amp; performance tests</w:t>
             </w:r>
           </w:p>
           <w:p>
@@ -1782,9 +1914,11 @@
             <w:r>
               <w:rPr>
                 <w:rFonts w:ascii="Times New Roman" w:hAnsi="Times New Roman"/>
+                <w:b w:val="0"/>
+                <w:i w:val="0"/>
                 <w:sz w:val="20"/>
               </w:rPr>
-              <w:t>Bug fixing &amp; UX improvements</w:t>
+              <w:t>Bug fixes from beta feedback</w:t>
             </w:r>
           </w:p>
           <w:p>
@@ -1795,9 +1929,11 @@
             <w:r>
               <w:rPr>
                 <w:rFonts w:ascii="Times New Roman" w:hAnsi="Times New Roman"/>
+                <w:b w:val="0"/>
+                <w:i w:val="0"/>
                 <w:sz w:val="20"/>
               </w:rPr>
-              <w:t>App store submission &amp; soft launch</w:t>
+              <w:t>App store submission &amp; launch</w:t>
             </w:r>
           </w:p>
         </w:tc>
@@ -1806,9 +1942,8 @@
     <w:p/>
     <w:p>
       <w:pPr>
-        <w:spacing w:before="160" w:after="80"/>
+        <w:spacing w:line="240" w:lineRule="auto"/>
         <w:jc w:val="left"/>
-        <w:spacing w:line="240" w:lineRule="auto"/>
       </w:pPr>
       <w:r>
         <w:rPr>
@@ -1822,9 +1957,8 @@
     </w:p>
     <w:p>
       <w:pPr>
-        <w:spacing w:before="0" w:after="120"/>
+        <w:spacing w:line="240" w:lineRule="auto"/>
         <w:jc w:val="both"/>
-        <w:spacing w:line="240" w:lineRule="auto"/>
       </w:pPr>
       <w:r>
         <w:rPr>
@@ -1833,14 +1967,28 @@
           <w:i w:val="0"/>
           <w:sz w:val="24"/>
         </w:rPr>
-        <w:t>The first sprint cycle focuses on learning before building. The team will conduct structured interviews with 20 target consumers and 10 prospective producer partners to validate core assumptions about the platform. Key technical outputs include the application architecture decision (React Native for cross-platform mobile, Node.js/PostgreSQL backend), a finalized sitemap, and interactive wireframes for all MVP screens.</w:t>
+        <w:t>This sprint is about figuring things out before writing a single line of production code. The team will sit down with 20 target consumers and 10 potential producer partners for structured interviews — not to validate assumptions already made, but to test whether those assumptions are even close to right. Everything from the navigation structure to the checkout flow should be shaped by those conversations, not decided in a meeting room.</w:t>
       </w:r>
     </w:p>
     <w:p>
       <w:pPr>
-        <w:spacing w:before="0" w:after="120"/>
+        <w:spacing w:line="240" w:lineRule="auto"/>
         <w:jc w:val="both"/>
+      </w:pPr>
+      <w:r>
+        <w:rPr>
+          <w:rFonts w:ascii="Times New Roman" w:hAnsi="Times New Roman"/>
+          <w:b w:val="0"/>
+          <w:i w:val="0"/>
+          <w:sz w:val="24"/>
+        </w:rPr>
+        <w:t>By the end of Sprint 1, the team will have settled on the technical architecture (React Native for mobile, Node.js and PostgreSQL on the backend), finalized the sitemap, and shipped the producer profile feature into staging for internal review.</w:t>
+      </w:r>
+    </w:p>
+    <w:p>
+      <w:pPr>
         <w:spacing w:line="240" w:lineRule="auto"/>
+        <w:jc w:val="both"/>
       </w:pPr>
       <w:r>
         <w:rPr>
@@ -1862,9 +2010,11 @@
       <w:r>
         <w:rPr>
           <w:rFonts w:ascii="Times New Roman" w:hAnsi="Times New Roman"/>
+          <w:b w:val="0"/>
+          <w:i w:val="0"/>
           <w:sz w:val="24"/>
         </w:rPr>
-        <w:t>“As a consumer, I want to browse local producers by distance.” — Acceptance: Consumer can view a list of producers sorted by proximity; geolocation permission is requested and handled gracefully on both iOS and Android.</w:t>
+        <w:t>“As a consumer, I want to browse local producers by distance.” — Done when: the consumer opens the app, grants location access, and sees producers sorted by proximity. Geolocation prompts must work without errors on both iOS and Android.</w:t>
       </w:r>
     </w:p>
     <w:p>
@@ -1877,16 +2027,17 @@
       <w:r>
         <w:rPr>
           <w:rFonts w:ascii="Times New Roman" w:hAnsi="Times New Roman"/>
+          <w:b w:val="0"/>
+          <w:i w:val="0"/>
           <w:sz w:val="24"/>
         </w:rPr>
-        <w:t>“As a producer, I want to create a storefront profile.” — Acceptance: Producer can register, upload photos, write a bio, and publish their profile; profile is visible to consumers within 5 minutes of publication.</w:t>
+        <w:t>“As a producer, I want to create a storefront profile.” — Done when: a producer can sign up, upload photos, write a bio, and publish their profile. It must be visible to consumers within five minutes. No admin approval bottleneck.</w:t>
       </w:r>
     </w:p>
     <w:p>
       <w:pPr>
-        <w:spacing w:before="160" w:after="80"/>
+        <w:spacing w:line="240" w:lineRule="auto"/>
         <w:jc w:val="left"/>
-        <w:spacing w:line="240" w:lineRule="auto"/>
       </w:pPr>
       <w:r>
         <w:rPr>
@@ -1900,9 +2051,8 @@
     </w:p>
     <w:p>
       <w:pPr>
-        <w:spacing w:before="0" w:after="120"/>
+        <w:spacing w:line="240" w:lineRule="auto"/>
         <w:jc w:val="both"/>
-        <w:spacing w:line="240" w:lineRule="auto"/>
       </w:pPr>
       <w:r>
         <w:rPr>
@@ -1911,14 +2061,13 @@
           <w:i w:val="0"/>
           <w:sz w:val="24"/>
         </w:rPr>
-        <w:t>Sprint 2 delivers the transactional core of the platform. The development team will build the product catalogue, shopping cart, Stripe payment integration, producer order dashboard, and the delivery scheduling module. Mobile responsiveness and accessibility (WCAG 2.1 AA) will be tested throughout this cycle, not deferred to Sprint 3.</w:t>
+        <w:t>Sprint 2 is where the platform starts to feel real. The team builds the product catalogue, shopping cart, Stripe payment integration, producer order dashboard, and delivery scheduling module. That’s a substantial workload for eight weeks, which is exactly why the backlog was kept tight and the team is cross-functional. Accessibility testing to WCAG 2.1 AA standard happens throughout this sprint, not as an afterthought at the end.</w:t>
       </w:r>
     </w:p>
     <w:p>
       <w:pPr>
-        <w:spacing w:before="0" w:after="120"/>
+        <w:spacing w:line="240" w:lineRule="auto"/>
         <w:jc w:val="both"/>
-        <w:spacing w:line="240" w:lineRule="auto"/>
       </w:pPr>
       <w:r>
         <w:rPr>
@@ -1940,9 +2089,11 @@
       <w:r>
         <w:rPr>
           <w:rFonts w:ascii="Times New Roman" w:hAnsi="Times New Roman"/>
+          <w:b w:val="0"/>
+          <w:i w:val="0"/>
           <w:sz w:val="24"/>
         </w:rPr>
-        <w:t>“As a consumer, I want to add products to a cart and check out securely.” — Acceptance: Payment succeeds in the test environment with no PCI data stored client-side; consumer receives an order confirmation email within 60 seconds of checkout.</w:t>
+        <w:t>“As a consumer, I want to add products to a cart and check out securely.” — Done when: checkout completes in the Stripe test environment, no card data is stored on our servers, and the consumer receives a confirmation email within 60 seconds. That last detail matters — it’s what builds trust on a first purchase.</w:t>
       </w:r>
     </w:p>
     <w:p>
@@ -1955,9 +2106,11 @@
       <w:r>
         <w:rPr>
           <w:rFonts w:ascii="Times New Roman" w:hAnsi="Times New Roman"/>
+          <w:b w:val="0"/>
+          <w:i w:val="0"/>
           <w:sz w:val="24"/>
         </w:rPr>
-        <w:t>“As a producer, I want to receive and manage incoming orders on a dashboard.” — Acceptance: New orders appear on the producer dashboard within 30 seconds; producer can mark orders as confirmed, in-progress, or fulfilled.</w:t>
+        <w:t>“As a producer, I want to see and manage my incoming orders on a dashboard.” — Done when: new orders appear on the producer dashboard within 30 seconds of being placed. Producer can mark each order as confirmed, in progress, or fulfilled.</w:t>
       </w:r>
     </w:p>
     <w:p>
@@ -1970,16 +2123,17 @@
       <w:r>
         <w:rPr>
           <w:rFonts w:ascii="Times New Roman" w:hAnsi="Times New Roman"/>
+          <w:b w:val="0"/>
+          <w:i w:val="0"/>
           <w:sz w:val="24"/>
         </w:rPr>
-        <w:t>“As a consumer, I want to schedule a delivery or pickup window.” — Acceptance: Consumer can choose from at least three available time slots; selected slot is confirmed in the order summary and producer notification.</w:t>
+        <w:t>“As a consumer, I want to pick a delivery or pickup window.” — Done when: at least three available time slots appear during checkout, and the selected slot shows correctly in both the order summary and the producer notification.</w:t>
       </w:r>
     </w:p>
     <w:p>
       <w:pPr>
-        <w:spacing w:before="160" w:after="80"/>
+        <w:spacing w:line="240" w:lineRule="auto"/>
         <w:jc w:val="left"/>
-        <w:spacing w:line="240" w:lineRule="auto"/>
       </w:pPr>
       <w:r>
         <w:rPr>
@@ -1993,9 +2147,8 @@
     </w:p>
     <w:p>
       <w:pPr>
-        <w:spacing w:before="0" w:after="120"/>
+        <w:spacing w:line="240" w:lineRule="auto"/>
         <w:jc w:val="both"/>
-        <w:spacing w:line="240" w:lineRule="auto"/>
       </w:pPr>
       <w:r>
         <w:rPr>
@@ -2004,14 +2157,13 @@
           <w:i w:val="0"/>
           <w:sz w:val="24"/>
         </w:rPr>
-        <w:t>The final sprint cycle centres on quality assurance, performance optimization, and the controlled beta launch. A closed cohort of 12 producers and 250–300 consumers will use the live application for six weeks. Sprint Reviews during this phase will draw directly on beta feedback, and the backlog will be re-prioritized in real time based on what users actually do in the product versus what was anticipated.</w:t>
+        <w:t>The final sprint is the most important one, and also the most unpredictable. Once real users start using the live app, things will break and surprises will come up — that’s not a pessimistic prediction, it’s just how beta launches go. The sprint is structured to leave enough buffer to respond to what the beta cohort tells us without derailing the timeline. Sprint Reviews in this phase pull directly from user feedback, and the backlog gets re-prioritized accordingly after each one.</w:t>
       </w:r>
     </w:p>
     <w:p>
       <w:pPr>
-        <w:spacing w:before="0" w:after="120"/>
+        <w:spacing w:line="240" w:lineRule="auto"/>
         <w:jc w:val="both"/>
-        <w:spacing w:line="240" w:lineRule="auto"/>
       </w:pPr>
       <w:r>
         <w:rPr>
@@ -2033,9 +2185,11 @@
       <w:r>
         <w:rPr>
           <w:rFonts w:ascii="Times New Roman" w:hAnsi="Times New Roman"/>
+          <w:b w:val="0"/>
+          <w:i w:val="0"/>
           <w:sz w:val="24"/>
         </w:rPr>
-        <w:t>“As a QA engineer, I want to run automated regression tests.” — Acceptance: Test suite covers 80% of critical user paths; all tests pass before each production deployment.</w:t>
+        <w:t>“As a QA engineer, I want automated regression tests on every build.” — Done when: the test suite covers at least 80% of critical user paths and all tests pass before any production deployment. Non-negotiable heading into a public launch.</w:t>
       </w:r>
     </w:p>
     <w:p>
@@ -2048,31 +2202,32 @@
       <w:r>
         <w:rPr>
           <w:rFonts w:ascii="Times New Roman" w:hAnsi="Times New Roman"/>
+          <w:b w:val="0"/>
+          <w:i w:val="0"/>
           <w:sz w:val="24"/>
         </w:rPr>
-        <w:t>“As a consumer, I want to re-order past purchases in one tap.” — Acceptance: Re-order button appears in order history; tapping it adds the same items to cart with a single confirmation step.</w:t>
+        <w:t>“As a consumer, I want to re-order my last purchase in one tap.” — Done when: the re-order button appears in order history, tapping it adds the same items to cart, and a single confirmation step completes the order. No more than two taps from history to checkout.</w:t>
       </w:r>
     </w:p>
     <w:p>
       <w:pPr>
-        <w:spacing w:before="200" w:after="80"/>
+        <w:spacing w:line="240" w:lineRule="auto"/>
         <w:jc w:val="left"/>
-        <w:spacing w:line="240" w:lineRule="auto"/>
       </w:pPr>
       <w:r>
         <w:rPr>
           <w:rFonts w:ascii="Times New Roman" w:hAnsi="Times New Roman"/>
           <w:b/>
+          <w:i w:val="0"/>
           <w:sz w:val="24"/>
         </w:rPr>
-        <w:t>4.4  Scrum Ceremonies (Common Across All Sprints)</w:t>
+        <w:t>4.4  Scrum Ceremonies (Consistent Across All Sprints)</w:t>
       </w:r>
     </w:p>
     <w:p>
       <w:pPr>
-        <w:spacing w:before="0" w:after="120"/>
+        <w:spacing w:line="240" w:lineRule="auto"/>
         <w:jc w:val="both"/>
-        <w:spacing w:line="240" w:lineRule="auto"/>
       </w:pPr>
       <w:r>
         <w:rPr>
@@ -2081,7 +2236,7 @@
           <w:i w:val="0"/>
           <w:sz w:val="24"/>
         </w:rPr>
-        <w:t>The following four ceremonies will be observed consistently throughout the project lifecycle:</w:t>
+        <w:t>These four ceremonies run throughout the project. They’re not optional and not just formalities — each one serves a specific purpose in keeping the team aligned and the product on track.</w:t>
       </w:r>
     </w:p>
     <w:p>
@@ -2095,6 +2250,7 @@
         <w:rPr>
           <w:rFonts w:ascii="Times New Roman" w:hAnsi="Times New Roman"/>
           <w:b/>
+          <w:i w:val="0"/>
           <w:sz w:val="24"/>
         </w:rPr>
         <w:t xml:space="preserve">Sprint Planning: </w:t>
@@ -2102,9 +2258,11 @@
       <w:r>
         <w:rPr>
           <w:rFonts w:ascii="Times New Roman" w:hAnsi="Times New Roman"/>
+          <w:b w:val="0"/>
+          <w:i w:val="0"/>
           <w:sz w:val="24"/>
         </w:rPr>
-        <w:t>Held at the start of each two-week sprint. The team collaboratively selects backlog items, estimates effort using story points, and agrees on a sprint goal.</w:t>
+        <w:t>At the start of every two-week sprint, the team selects items from the backlog, estimates effort in story points, and agrees on a sprint goal everyone can point to.</w:t>
       </w:r>
     </w:p>
     <w:p>
@@ -2118,6 +2276,7 @@
         <w:rPr>
           <w:rFonts w:ascii="Times New Roman" w:hAnsi="Times New Roman"/>
           <w:b/>
+          <w:i w:val="0"/>
           <w:sz w:val="24"/>
         </w:rPr>
         <w:t xml:space="preserve">Daily Scrum: </w:t>
@@ -2125,9 +2284,11 @@
       <w:r>
         <w:rPr>
           <w:rFonts w:ascii="Times New Roman" w:hAnsi="Times New Roman"/>
+          <w:b w:val="0"/>
+          <w:i w:val="0"/>
           <w:sz w:val="24"/>
         </w:rPr>
-        <w:t>A 15-minute stand-up each morning. Each team member addresses: what was completed yesterday, what is planned for today, and whether any impediments exist.</w:t>
+        <w:t>A 15-minute stand-up each morning. Three questions: what did you finish yesterday, what’s on your plate today, and is anything blocking you? Short and honest.</w:t>
       </w:r>
     </w:p>
     <w:p>
@@ -2141,6 +2302,7 @@
         <w:rPr>
           <w:rFonts w:ascii="Times New Roman" w:hAnsi="Times New Roman"/>
           <w:b/>
+          <w:i w:val="0"/>
           <w:sz w:val="24"/>
         </w:rPr>
         <w:t xml:space="preserve">Sprint Review: </w:t>
@@ -2148,9 +2310,11 @@
       <w:r>
         <w:rPr>
           <w:rFonts w:ascii="Times New Roman" w:hAnsi="Times New Roman"/>
+          <w:b w:val="0"/>
+          <w:i w:val="0"/>
           <w:sz w:val="24"/>
         </w:rPr>
-        <w:t>Held at the end of each sprint. Completed work is demonstrated to stakeholders (including pilot producers) for feedback. The product backlog is updated based on the discussion.</w:t>
+        <w:t>At the end of each sprint, the team demonstrates completed work to stakeholders, including pilot producers. Feedback from these reviews goes straight into the backlog.</w:t>
       </w:r>
     </w:p>
     <w:p>
@@ -2164,6 +2328,7 @@
         <w:rPr>
           <w:rFonts w:ascii="Times New Roman" w:hAnsi="Times New Roman"/>
           <w:b/>
+          <w:i w:val="0"/>
           <w:sz w:val="24"/>
         </w:rPr>
         <w:t xml:space="preserve">Sprint Retrospective: </w:t>
@@ -2171,24 +2336,41 @@
       <w:r>
         <w:rPr>
           <w:rFonts w:ascii="Times New Roman" w:hAnsi="Times New Roman"/>
+          <w:b w:val="0"/>
+          <w:i w:val="0"/>
           <w:sz w:val="24"/>
         </w:rPr>
-        <w:t>An internal team meeting to reflect on process improvements—what worked well, what did not, and what the team will change in the next sprint.</w:t>
+        <w:t>An honest internal conversation about process — what worked, what didn’t, and one or two concrete things to change in the next sprint.</w:t>
       </w:r>
     </w:p>
     <w:p>
       <w:pPr>
-        <w:spacing w:before="200" w:after="80"/>
+        <w:spacing w:line="240" w:lineRule="auto"/>
         <w:jc w:val="left"/>
-        <w:spacing w:line="240" w:lineRule="auto"/>
       </w:pPr>
       <w:r>
         <w:rPr>
           <w:rFonts w:ascii="Times New Roman" w:hAnsi="Times New Roman"/>
           <w:b/>
+          <w:i w:val="0"/>
           <w:sz w:val="24"/>
         </w:rPr>
         <w:t>4.5  Risk Management</w:t>
+      </w:r>
+    </w:p>
+    <w:p>
+      <w:pPr>
+        <w:spacing w:line="240" w:lineRule="auto"/>
+        <w:jc w:val="both"/>
+      </w:pPr>
+      <w:r>
+        <w:rPr>
+          <w:rFonts w:ascii="Times New Roman" w:hAnsi="Times New Roman"/>
+          <w:b w:val="0"/>
+          <w:i w:val="0"/>
+          <w:sz w:val="24"/>
+        </w:rPr>
+        <w:t>A few risks are significant enough to plan around explicitly. These aren’t hypothetical scenarios — they came up in early conversations with potential producer partners and a food-law advisor.</w:t>
       </w:r>
     </w:p>
     <w:tbl>
@@ -2209,8 +2391,27 @@
           <w:tcPr>
             <w:tcW w:type="dxa" w:w="2880"/>
             <w:shd w:val="clear" w:color="auto" w:fill="1A1A1A"/>
-            <w:shd w:val="clear" w:color="auto" w:fill="1A1A1A"/>
-            <w:shd w:val="clear" w:color="auto" w:fill="1A1A1A"/>
+          </w:tcPr>
+          <w:p>
+            <w:pPr>
+              <w:jc w:val="left"/>
+            </w:pPr>
+            <w:r/>
+            <w:r>
+              <w:rPr>
+                <w:rFonts w:ascii="Times New Roman" w:hAnsi="Times New Roman"/>
+                <w:b/>
+                <w:i w:val="0"/>
+                <w:color w:val="FFFFFF"/>
+                <w:sz w:val="22"/>
+              </w:rPr>
+              <w:t>Risk</w:t>
+            </w:r>
+          </w:p>
+        </w:tc>
+        <w:tc>
+          <w:tcPr>
+            <w:tcW w:type="dxa" w:w="1123"/>
             <w:shd w:val="clear" w:color="auto" w:fill="1A1A1A"/>
           </w:tcPr>
           <w:p>
@@ -2222,19 +2423,17 @@
               <w:rPr>
                 <w:rFonts w:ascii="Times New Roman" w:hAnsi="Times New Roman"/>
                 <w:b/>
+                <w:i w:val="0"/>
                 <w:color w:val="FFFFFF"/>
                 <w:sz w:val="22"/>
               </w:rPr>
-              <w:t>Risk</w:t>
+              <w:t>Likelihood</w:t>
             </w:r>
           </w:p>
         </w:tc>
         <w:tc>
           <w:tcPr>
-            <w:tcW w:type="dxa" w:w="1224"/>
-            <w:shd w:val="clear" w:color="auto" w:fill="1A1A1A"/>
-            <w:shd w:val="clear" w:color="auto" w:fill="1A1A1A"/>
-            <w:shd w:val="clear" w:color="auto" w:fill="1A1A1A"/>
+            <w:tcW w:type="dxa" w:w="965"/>
             <w:shd w:val="clear" w:color="auto" w:fill="1A1A1A"/>
           </w:tcPr>
           <w:p>
@@ -2246,19 +2445,17 @@
               <w:rPr>
                 <w:rFonts w:ascii="Times New Roman" w:hAnsi="Times New Roman"/>
                 <w:b/>
+                <w:i w:val="0"/>
                 <w:color w:val="FFFFFF"/>
                 <w:sz w:val="22"/>
               </w:rPr>
-              <w:t>Likelihood</w:t>
+              <w:t>Impact</w:t>
             </w:r>
           </w:p>
         </w:tc>
         <w:tc>
           <w:tcPr>
-            <w:tcW w:type="dxa" w:w="1008"/>
-            <w:shd w:val="clear" w:color="auto" w:fill="1A1A1A"/>
-            <w:shd w:val="clear" w:color="auto" w:fill="1A1A1A"/>
-            <w:shd w:val="clear" w:color="auto" w:fill="1A1A1A"/>
+            <w:tcW w:type="dxa" w:w="3672"/>
             <w:shd w:val="clear" w:color="auto" w:fill="1A1A1A"/>
           </w:tcPr>
           <w:p>
@@ -2270,34 +2467,11 @@
               <w:rPr>
                 <w:rFonts w:ascii="Times New Roman" w:hAnsi="Times New Roman"/>
                 <w:b/>
+                <w:i w:val="0"/>
                 <w:color w:val="FFFFFF"/>
                 <w:sz w:val="22"/>
               </w:rPr>
-              <w:t>Impact</w:t>
-            </w:r>
-          </w:p>
-        </w:tc>
-        <w:tc>
-          <w:tcPr>
-            <w:tcW w:type="dxa" w:w="3528"/>
-            <w:shd w:val="clear" w:color="auto" w:fill="1A1A1A"/>
-            <w:shd w:val="clear" w:color="auto" w:fill="1A1A1A"/>
-            <w:shd w:val="clear" w:color="auto" w:fill="1A1A1A"/>
-            <w:shd w:val="clear" w:color="auto" w:fill="1A1A1A"/>
-          </w:tcPr>
-          <w:p>
-            <w:pPr>
-              <w:jc w:val="left"/>
-            </w:pPr>
-            <w:r/>
-            <w:r>
-              <w:rPr>
-                <w:rFonts w:ascii="Times New Roman" w:hAnsi="Times New Roman"/>
-                <w:b/>
-                <w:color w:val="FFFFFF"/>
-                <w:sz w:val="22"/>
-              </w:rPr>
-              <w:t>Mitigation Strategy</w:t>
+              <w:t>Mitigation</w:t>
             </w:r>
           </w:p>
         </w:tc>
@@ -2319,13 +2493,13 @@
                 <w:i w:val="0"/>
                 <w:sz w:val="22"/>
               </w:rPr>
-              <w:t>Provincial food safety regulations vary and may restrict direct producer-to-consumer sales</w:t>
+              <w:t>Provincial food safety laws vary and could restrict direct producer-to-consumer sales in some markets</w:t>
             </w:r>
           </w:p>
         </w:tc>
         <w:tc>
           <w:tcPr>
-            <w:tcW w:type="dxa" w:w="1224"/>
+            <w:tcW w:type="dxa" w:w="1123"/>
           </w:tcPr>
           <w:p>
             <w:pPr>
@@ -2345,7 +2519,7 @@
         </w:tc>
         <w:tc>
           <w:tcPr>
-            <w:tcW w:type="dxa" w:w="1008"/>
+            <w:tcW w:type="dxa" w:w="965"/>
           </w:tcPr>
           <w:p>
             <w:pPr>
@@ -2365,7 +2539,7 @@
         </w:tc>
         <w:tc>
           <w:tcPr>
-            <w:tcW w:type="dxa" w:w="3528"/>
+            <w:tcW w:type="dxa" w:w="3672"/>
           </w:tcPr>
           <w:p>
             <w:pPr>
@@ -2379,7 +2553,7 @@
                 <w:i w:val="0"/>
                 <w:sz w:val="22"/>
               </w:rPr>
-              <w:t>Engage a food-law consultant in Sprint 1; design platform to support compliance flags per province</w:t>
+              <w:t>Engage a food-law consultant in Sprint 1. Build province-specific compliance flags into the platform from day one.</w:t>
             </w:r>
           </w:p>
         </w:tc>
@@ -2401,13 +2575,13 @@
                 <w:i w:val="0"/>
                 <w:sz w:val="22"/>
               </w:rPr>
-              <w:t>Low producer adoption due to digital literacy barriers</w:t>
+              <w:t>Producers may struggle to adopt the platform if the technology feels unfamiliar</w:t>
             </w:r>
           </w:p>
         </w:tc>
         <w:tc>
           <w:tcPr>
-            <w:tcW w:type="dxa" w:w="1224"/>
+            <w:tcW w:type="dxa" w:w="1123"/>
           </w:tcPr>
           <w:p>
             <w:pPr>
@@ -2427,7 +2601,7 @@
         </w:tc>
         <w:tc>
           <w:tcPr>
-            <w:tcW w:type="dxa" w:w="1008"/>
+            <w:tcW w:type="dxa" w:w="965"/>
           </w:tcPr>
           <w:p>
             <w:pPr>
@@ -2447,7 +2621,7 @@
         </w:tc>
         <w:tc>
           <w:tcPr>
-            <w:tcW w:type="dxa" w:w="3528"/>
+            <w:tcW w:type="dxa" w:w="3672"/>
           </w:tcPr>
           <w:p>
             <w:pPr>
@@ -2461,7 +2635,7 @@
                 <w:i w:val="0"/>
                 <w:sz w:val="22"/>
               </w:rPr>
-              <w:t>Conduct hands-on onboarding workshops; assign a dedicated producer success role for the beta period</w:t>
+              <w:t>Run hands-on onboarding workshops before beta launch. Assign a dedicated producer success contact for the first six weeks.</w:t>
             </w:r>
           </w:p>
         </w:tc>
@@ -2483,13 +2657,13 @@
                 <w:i w:val="0"/>
                 <w:sz w:val="22"/>
               </w:rPr>
-              <w:t>Logistics complexity (cold chain, last-mile delivery) exceeds MVP scope</w:t>
+              <w:t>Last-mile delivery logistics (cold chain, timing) may be harder than expected</w:t>
             </w:r>
           </w:p>
         </w:tc>
         <w:tc>
           <w:tcPr>
-            <w:tcW w:type="dxa" w:w="1224"/>
+            <w:tcW w:type="dxa" w:w="1123"/>
           </w:tcPr>
           <w:p>
             <w:pPr>
@@ -2509,7 +2683,7 @@
         </w:tc>
         <w:tc>
           <w:tcPr>
-            <w:tcW w:type="dxa" w:w="1008"/>
+            <w:tcW w:type="dxa" w:w="965"/>
           </w:tcPr>
           <w:p>
             <w:pPr>
@@ -2529,7 +2703,7 @@
         </w:tc>
         <w:tc>
           <w:tcPr>
-            <w:tcW w:type="dxa" w:w="3528"/>
+            <w:tcW w:type="dxa" w:w="3672"/>
           </w:tcPr>
           <w:p>
             <w:pPr>
@@ -2543,7 +2717,7 @@
                 <w:i w:val="0"/>
                 <w:sz w:val="22"/>
               </w:rPr>
-              <w:t>Partner with an existing local courier in Sprint 2; limit delivery radius to 20 km for MVP</w:t>
+              <w:t>Partner with an existing local courier. Keep the delivery zone under 20 km for the MVP and expand only after the model is proven.</w:t>
             </w:r>
           </w:p>
         </w:tc>
@@ -2565,13 +2739,13 @@
                 <w:i w:val="0"/>
                 <w:sz w:val="22"/>
               </w:rPr>
-              <w:t>Scope creep from stakeholder feature requests</w:t>
+              <w:t>Scope creep from stakeholder feature requests mid-sprint</w:t>
             </w:r>
           </w:p>
         </w:tc>
         <w:tc>
           <w:tcPr>
-            <w:tcW w:type="dxa" w:w="1224"/>
+            <w:tcW w:type="dxa" w:w="1123"/>
           </w:tcPr>
           <w:p>
             <w:pPr>
@@ -2591,7 +2765,7 @@
         </w:tc>
         <w:tc>
           <w:tcPr>
-            <w:tcW w:type="dxa" w:w="1008"/>
+            <w:tcW w:type="dxa" w:w="965"/>
           </w:tcPr>
           <w:p>
             <w:pPr>
@@ -2611,7 +2785,7 @@
         </w:tc>
         <w:tc>
           <w:tcPr>
-            <w:tcW w:type="dxa" w:w="3528"/>
+            <w:tcW w:type="dxa" w:w="3672"/>
           </w:tcPr>
           <w:p>
             <w:pPr>
@@ -2625,7 +2799,7 @@
                 <w:i w:val="0"/>
                 <w:sz w:val="22"/>
               </w:rPr>
-              <w:t>Enforce strict sprint scope gates; all new requests enter the backlog and are prioritized in Sprint Review</w:t>
+              <w:t>All new requests go into the backlog. Nothing gets added to a sprint in progress. The Product Owner makes all prioritization calls.</w:t>
             </w:r>
           </w:p>
         </w:tc>
@@ -2647,13 +2821,13 @@
                 <w:i w:val="0"/>
                 <w:sz w:val="22"/>
               </w:rPr>
-              <w:t>Payment security vulnerabilities</w:t>
+              <w:t>Payment security gaps could expose consumer financial data</w:t>
             </w:r>
           </w:p>
         </w:tc>
         <w:tc>
           <w:tcPr>
-            <w:tcW w:type="dxa" w:w="1224"/>
+            <w:tcW w:type="dxa" w:w="1123"/>
           </w:tcPr>
           <w:p>
             <w:pPr>
@@ -2673,7 +2847,7 @@
         </w:tc>
         <w:tc>
           <w:tcPr>
-            <w:tcW w:type="dxa" w:w="1008"/>
+            <w:tcW w:type="dxa" w:w="965"/>
           </w:tcPr>
           <w:p>
             <w:pPr>
@@ -2693,7 +2867,7 @@
         </w:tc>
         <w:tc>
           <w:tcPr>
-            <w:tcW w:type="dxa" w:w="3528"/>
+            <w:tcW w:type="dxa" w:w="3672"/>
           </w:tcPr>
           <w:p>
             <w:pPr>
@@ -2707,7 +2881,7 @@
                 <w:i w:val="0"/>
                 <w:sz w:val="22"/>
               </w:rPr>
-              <w:t>Use Stripe's fully managed payment infrastructure; conduct third-party security audit before beta launch</w:t>
+              <w:t>Use Stripe's fully managed infrastructure — we never handle raw card data. Run a third-party security audit before beta launch.</w:t>
             </w:r>
           </w:p>
         </w:tc>
@@ -2716,17 +2890,32 @@
     <w:p/>
     <w:p>
       <w:pPr>
-        <w:spacing w:before="200" w:after="80"/>
+        <w:spacing w:line="240" w:lineRule="auto"/>
         <w:jc w:val="left"/>
-        <w:spacing w:line="240" w:lineRule="auto"/>
       </w:pPr>
       <w:r>
         <w:rPr>
           <w:rFonts w:ascii="Times New Roman" w:hAnsi="Times New Roman"/>
           <w:b/>
+          <w:i w:val="0"/>
           <w:sz w:val="24"/>
         </w:rPr>
-        <w:t>4.6  Success Measures</w:t>
+        <w:t>4.6  How We’ll Know It’s Working</w:t>
+      </w:r>
+    </w:p>
+    <w:p>
+      <w:pPr>
+        <w:spacing w:line="240" w:lineRule="auto"/>
+        <w:jc w:val="both"/>
+      </w:pPr>
+      <w:r>
+        <w:rPr>
+          <w:rFonts w:ascii="Times New Roman" w:hAnsi="Times New Roman"/>
+          <w:b w:val="0"/>
+          <w:i w:val="0"/>
+          <w:sz w:val="24"/>
+        </w:rPr>
+        <w:t>Success metrics for the MVP phase are deliberately conservative. The goal at this stage isn’t impressive headline numbers — it’s finding out whether the core experience actually works before building further on top of it.</w:t>
       </w:r>
     </w:p>
     <w:p>
@@ -2739,9 +2928,11 @@
       <w:r>
         <w:rPr>
           <w:rFonts w:ascii="Times New Roman" w:hAnsi="Times New Roman"/>
+          <w:b w:val="0"/>
+          <w:i w:val="0"/>
           <w:sz w:val="24"/>
         </w:rPr>
-        <w:t>Successful soft launch of the application on iOS App Store and Google Play by the end of Sprint 3</w:t>
+        <w:t>App live on iOS App Store and Google Play by end of Sprint 3, with no critical open bugs</w:t>
       </w:r>
     </w:p>
     <w:p>
@@ -2754,9 +2945,11 @@
       <w:r>
         <w:rPr>
           <w:rFonts w:ascii="Times New Roman" w:hAnsi="Times New Roman"/>
+          <w:b w:val="0"/>
+          <w:i w:val="0"/>
           <w:sz w:val="24"/>
         </w:rPr>
-        <w:t>At least 12 active producer storefronts live at the time of beta launch</w:t>
+        <w:t>At least 12 active producer storefronts at beta launch</w:t>
       </w:r>
     </w:p>
     <w:p>
@@ -2769,9 +2962,11 @@
       <w:r>
         <w:rPr>
           <w:rFonts w:ascii="Times New Roman" w:hAnsi="Times New Roman"/>
+          <w:b w:val="0"/>
+          <w:i w:val="0"/>
           <w:sz w:val="24"/>
         </w:rPr>
-        <w:t>Minimum 200 completed consumer transactions during the six-week beta period</w:t>
+        <w:t>At least 200 completed consumer transactions during the six-week beta period</w:t>
       </w:r>
     </w:p>
     <w:p>
@@ -2784,9 +2979,11 @@
       <w:r>
         <w:rPr>
           <w:rFonts w:ascii="Times New Roman" w:hAnsi="Times New Roman"/>
+          <w:b w:val="0"/>
+          <w:i w:val="0"/>
           <w:sz w:val="24"/>
         </w:rPr>
-        <w:t>Average consumer app rating of 4.0 or higher following beta</w:t>
+        <w:t>Consumer app rating averaging 4.0 or higher post-beta</w:t>
       </w:r>
     </w:p>
     <w:p>
@@ -2799,9 +2996,11 @@
       <w:r>
         <w:rPr>
           <w:rFonts w:ascii="Times New Roman" w:hAnsi="Times New Roman"/>
+          <w:b w:val="0"/>
+          <w:i w:val="0"/>
           <w:sz w:val="24"/>
         </w:rPr>
-        <w:t>Producer net promoter score (NPS) of +30 or higher at the end of the beta period</w:t>
+        <w:t>Producer NPS of +30 or higher — meaning producers would recommend it to other farmers</w:t>
       </w:r>
     </w:p>
     <w:p>
@@ -2814,31 +3013,32 @@
       <w:r>
         <w:rPr>
           <w:rFonts w:ascii="Times New Roman" w:hAnsi="Times New Roman"/>
+          <w:b w:val="0"/>
+          <w:i w:val="0"/>
           <w:sz w:val="24"/>
         </w:rPr>
-        <w:t>System uptime of 99% or greater throughout the beta phase</w:t>
+        <w:t>System uptime at 99% or above throughout the beta — reliability matters more than features at this stage</w:t>
       </w:r>
     </w:p>
     <w:p>
       <w:pPr>
-        <w:spacing w:before="200" w:after="80"/>
+        <w:spacing w:line="240" w:lineRule="auto"/>
         <w:jc w:val="left"/>
-        <w:spacing w:line="240" w:lineRule="auto"/>
       </w:pPr>
       <w:r>
         <w:rPr>
           <w:rFonts w:ascii="Times New Roman" w:hAnsi="Times New Roman"/>
           <w:b/>
+          <w:i w:val="0"/>
           <w:sz w:val="24"/>
         </w:rPr>
-        <w:t>4.7  Future Enhancements (Post-MVP Backlog)</w:t>
+        <w:t>4.7  What Comes After the MVP</w:t>
       </w:r>
     </w:p>
     <w:p>
       <w:pPr>
-        <w:spacing w:before="0" w:after="120"/>
+        <w:spacing w:line="240" w:lineRule="auto"/>
         <w:jc w:val="both"/>
-        <w:spacing w:line="240" w:lineRule="auto"/>
       </w:pPr>
       <w:r>
         <w:rPr>
@@ -2847,7 +3047,7 @@
           <w:i w:val="0"/>
           <w:sz w:val="24"/>
         </w:rPr>
-        <w:t>The following features are out of scope for the MVP but have been identified as high-value candidates for future development cycles, pending validation during the beta phase:</w:t>
+        <w:t>These features are not on the roadmap yet. They’re real priorities, but only worth building once the beta has confirmed the foundation works.</w:t>
       </w:r>
     </w:p>
     <w:p>
@@ -2860,9 +3060,11 @@
       <w:r>
         <w:rPr>
           <w:rFonts w:ascii="Times New Roman" w:hAnsi="Times New Roman"/>
+          <w:b w:val="0"/>
+          <w:i w:val="0"/>
           <w:sz w:val="24"/>
         </w:rPr>
-        <w:t>Weekly subscription produce box with personalization based on consumer purchase history</w:t>
+        <w:t>Weekly subscription produce boxes, personalized based on what the consumer typically buys</w:t>
       </w:r>
     </w:p>
     <w:p>
@@ -2875,9 +3077,11 @@
       <w:r>
         <w:rPr>
           <w:rFonts w:ascii="Times New Roman" w:hAnsi="Times New Roman"/>
+          <w:b w:val="0"/>
+          <w:i w:val="0"/>
           <w:sz w:val="24"/>
         </w:rPr>
-        <w:t>AI-driven demand forecasting dashboard for producers to optimize planting cycles</w:t>
+        <w:t>A demand forecasting tool for producers to plan planting without over- or underproducing</w:t>
       </w:r>
     </w:p>
     <w:p>
@@ -2890,24 +3094,26 @@
       <w:r>
         <w:rPr>
           <w:rFonts w:ascii="Times New Roman" w:hAnsi="Times New Roman"/>
+          <w:b w:val="0"/>
+          <w:i w:val="0"/>
           <w:sz w:val="24"/>
         </w:rPr>
-        <w:t>B2B ordering module for restaurants, schools, and food co-operatives</w:t>
+        <w:t>A B2B channel for restaurants, school cafeterias, and food co-operatives sourcing locally at volume</w:t>
       </w:r>
     </w:p>
     <w:p>
       <w:pPr>
-        <w:spacing w:before="280" w:after="120"/>
-        <w:jc w:val="left"/>
-        <w:spacing w:line="240" w:lineRule="auto"/>
         <w:pBdr>
           <w:bottom w:val="single" w:sz="8" w:space="1" w:color="000000"/>
         </w:pBdr>
+        <w:spacing w:line="240" w:lineRule="auto"/>
+        <w:jc w:val="left"/>
       </w:pPr>
       <w:r>
         <w:rPr>
           <w:rFonts w:ascii="Times New Roman" w:hAnsi="Times New Roman"/>
           <w:b/>
+          <w:i w:val="0"/>
           <w:sz w:val="26"/>
         </w:rPr>
         <w:t>REFERENCES</w:t>
@@ -2922,6 +3128,8 @@
       <w:r>
         <w:rPr>
           <w:rFonts w:ascii="Times New Roman" w:hAnsi="Times New Roman"/>
+          <w:b w:val="0"/>
+          <w:i w:val="0"/>
           <w:sz w:val="24"/>
         </w:rPr>
         <w:t>Cohn, M. (2004). User stories applied: For agile software development. Addison-Wesley.</w:t>
@@ -2936,6 +3144,8 @@
       <w:r>
         <w:rPr>
           <w:rFonts w:ascii="Times New Roman" w:hAnsi="Times New Roman"/>
+          <w:b w:val="0"/>
+          <w:i w:val="0"/>
           <w:sz w:val="24"/>
         </w:rPr>
         <w:t>Fowler, M., &amp; Highsmith, J. (2001). The agile manifesto. Software Development, 9(8), 28–35.</w:t>
@@ -2950,6 +3160,8 @@
       <w:r>
         <w:rPr>
           <w:rFonts w:ascii="Times New Roman" w:hAnsi="Times New Roman"/>
+          <w:b w:val="0"/>
+          <w:i w:val="0"/>
           <w:sz w:val="24"/>
         </w:rPr>
         <w:t>Ries, E. (2011). The lean startup: How today’s entrepreneurs use continuous innovation to create radically successful businesses. Crown Business.</w:t>
@@ -2964,6 +3176,8 @@
       <w:r>
         <w:rPr>
           <w:rFonts w:ascii="Times New Roman" w:hAnsi="Times New Roman"/>
+          <w:b w:val="0"/>
+          <w:i w:val="0"/>
           <w:sz w:val="24"/>
         </w:rPr>
         <w:t>Schwaber, K., &amp; Sutherland, J. (2020). The Scrum guide: The definitive guide to Scrum — the rules of the game. Scrum.org. https://scrumguides.org/scrum-guide.html</w:t>
@@ -2978,6 +3192,8 @@
       <w:r>
         <w:rPr>
           <w:rFonts w:ascii="Times New Roman" w:hAnsi="Times New Roman"/>
+          <w:b w:val="0"/>
+          <w:i w:val="0"/>
           <w:sz w:val="24"/>
         </w:rPr>
         <w:t>Statistics Canada. (2023). Food security and local food purchases: 2022 Canadian Community Health Survey supplement. Government of Canada. https://www.statcan.gc.ca</w:t>
@@ -2990,17 +3206,17 @@
     </w:p>
     <w:p>
       <w:pPr>
-        <w:spacing w:before="280" w:after="120"/>
-        <w:jc w:val="left"/>
-        <w:spacing w:line="240" w:lineRule="auto"/>
         <w:pBdr>
           <w:bottom w:val="single" w:sz="8" w:space="1" w:color="000000"/>
         </w:pBdr>
+        <w:spacing w:line="240" w:lineRule="auto"/>
+        <w:jc w:val="left"/>
       </w:pPr>
       <w:r>
         <w:rPr>
           <w:rFonts w:ascii="Times New Roman" w:hAnsi="Times New Roman"/>
           <w:b/>
+          <w:i w:val="0"/>
           <w:sz w:val="26"/>
         </w:rPr>
         <w:t>APPENDIX A – DETAILED SPRINT SCHEDULE</w:t>
@@ -3022,10 +3238,7 @@
       <w:tr>
         <w:tc>
           <w:tcPr>
-            <w:tcW w:type="dxa" w:w="2016"/>
-            <w:shd w:val="clear" w:color="auto" w:fill="1A1A1A"/>
-            <w:shd w:val="clear" w:color="auto" w:fill="1A1A1A"/>
-            <w:shd w:val="clear" w:color="auto" w:fill="1A1A1A"/>
+            <w:tcW w:type="dxa" w:w="1987"/>
             <w:shd w:val="clear" w:color="auto" w:fill="1A1A1A"/>
           </w:tcPr>
           <w:p>
@@ -3037,6 +3250,7 @@
               <w:rPr>
                 <w:rFonts w:ascii="Times New Roman" w:hAnsi="Times New Roman"/>
                 <w:b/>
+                <w:i w:val="0"/>
                 <w:color w:val="FFFFFF"/>
                 <w:sz w:val="22"/>
               </w:rPr>
@@ -3046,10 +3260,7 @@
         </w:tc>
         <w:tc>
           <w:tcPr>
-            <w:tcW w:type="dxa" w:w="792"/>
-            <w:shd w:val="clear" w:color="auto" w:fill="1A1A1A"/>
-            <w:shd w:val="clear" w:color="auto" w:fill="1A1A1A"/>
-            <w:shd w:val="clear" w:color="auto" w:fill="1A1A1A"/>
+            <w:tcW w:type="dxa" w:w="720"/>
             <w:shd w:val="clear" w:color="auto" w:fill="1A1A1A"/>
           </w:tcPr>
           <w:p>
@@ -3061,6 +3272,7 @@
               <w:rPr>
                 <w:rFonts w:ascii="Times New Roman" w:hAnsi="Times New Roman"/>
                 <w:b/>
+                <w:i w:val="0"/>
                 <w:color w:val="FFFFFF"/>
                 <w:sz w:val="22"/>
               </w:rPr>
@@ -3070,10 +3282,7 @@
         </w:tc>
         <w:tc>
           <w:tcPr>
-            <w:tcW w:type="dxa" w:w="2592"/>
-            <w:shd w:val="clear" w:color="auto" w:fill="1A1A1A"/>
-            <w:shd w:val="clear" w:color="auto" w:fill="1A1A1A"/>
-            <w:shd w:val="clear" w:color="auto" w:fill="1A1A1A"/>
+            <w:tcW w:type="dxa" w:w="2621"/>
             <w:shd w:val="clear" w:color="auto" w:fill="1A1A1A"/>
           </w:tcPr>
           <w:p>
@@ -3085,6 +3294,7 @@
               <w:rPr>
                 <w:rFonts w:ascii="Times New Roman" w:hAnsi="Times New Roman"/>
                 <w:b/>
+                <w:i w:val="0"/>
                 <w:color w:val="FFFFFF"/>
                 <w:sz w:val="22"/>
               </w:rPr>
@@ -3094,10 +3304,7 @@
         </w:tc>
         <w:tc>
           <w:tcPr>
-            <w:tcW w:type="dxa" w:w="3240"/>
-            <w:shd w:val="clear" w:color="auto" w:fill="1A1A1A"/>
-            <w:shd w:val="clear" w:color="auto" w:fill="1A1A1A"/>
-            <w:shd w:val="clear" w:color="auto" w:fill="1A1A1A"/>
+            <w:tcW w:type="dxa" w:w="3312"/>
             <w:shd w:val="clear" w:color="auto" w:fill="1A1A1A"/>
           </w:tcPr>
           <w:p>
@@ -3109,6 +3316,7 @@
               <w:rPr>
                 <w:rFonts w:ascii="Times New Roman" w:hAnsi="Times New Roman"/>
                 <w:b/>
+                <w:i w:val="0"/>
                 <w:color w:val="FFFFFF"/>
                 <w:sz w:val="22"/>
               </w:rPr>
@@ -3120,7 +3328,7 @@
       <w:tr>
         <w:tc>
           <w:tcPr>
-            <w:tcW w:type="dxa" w:w="2016"/>
+            <w:tcW w:type="dxa" w:w="1987"/>
           </w:tcPr>
           <w:p>
             <w:pPr>
@@ -3140,7 +3348,7 @@
         </w:tc>
         <w:tc>
           <w:tcPr>
-            <w:tcW w:type="dxa" w:w="792"/>
+            <w:tcW w:type="dxa" w:w="720"/>
           </w:tcPr>
           <w:p>
             <w:pPr>
@@ -3160,7 +3368,7 @@
         </w:tc>
         <w:tc>
           <w:tcPr>
-            <w:tcW w:type="dxa" w:w="2592"/>
+            <w:tcW w:type="dxa" w:w="2621"/>
           </w:tcPr>
           <w:p>
             <w:pPr>
@@ -3180,7 +3388,7 @@
         </w:tc>
         <w:tc>
           <w:tcPr>
-            <w:tcW w:type="dxa" w:w="3240"/>
+            <w:tcW w:type="dxa" w:w="3312"/>
           </w:tcPr>
           <w:p>
             <w:pPr>
@@ -3202,7 +3410,7 @@
       <w:tr>
         <w:tc>
           <w:tcPr>
-            <w:tcW w:type="dxa" w:w="2016"/>
+            <w:tcW w:type="dxa" w:w="1987"/>
           </w:tcPr>
           <w:p>
             <w:pPr>
@@ -3222,7 +3430,7 @@
         </w:tc>
         <w:tc>
           <w:tcPr>
-            <w:tcW w:type="dxa" w:w="792"/>
+            <w:tcW w:type="dxa" w:w="720"/>
           </w:tcPr>
           <w:p>
             <w:pPr>
@@ -3242,7 +3450,7 @@
         </w:tc>
         <w:tc>
           <w:tcPr>
-            <w:tcW w:type="dxa" w:w="2592"/>
+            <w:tcW w:type="dxa" w:w="2621"/>
           </w:tcPr>
           <w:p>
             <w:pPr>
@@ -3262,7 +3470,7 @@
         </w:tc>
         <w:tc>
           <w:tcPr>
-            <w:tcW w:type="dxa" w:w="3240"/>
+            <w:tcW w:type="dxa" w:w="3312"/>
           </w:tcPr>
           <w:p>
             <w:pPr>
@@ -3284,7 +3492,7 @@
       <w:tr>
         <w:tc>
           <w:tcPr>
-            <w:tcW w:type="dxa" w:w="2016"/>
+            <w:tcW w:type="dxa" w:w="1987"/>
           </w:tcPr>
           <w:p>
             <w:pPr>
@@ -3304,7 +3512,7 @@
         </w:tc>
         <w:tc>
           <w:tcPr>
-            <w:tcW w:type="dxa" w:w="792"/>
+            <w:tcW w:type="dxa" w:w="720"/>
           </w:tcPr>
           <w:p>
             <w:pPr>
@@ -3324,7 +3532,7 @@
         </w:tc>
         <w:tc>
           <w:tcPr>
-            <w:tcW w:type="dxa" w:w="2592"/>
+            <w:tcW w:type="dxa" w:w="2621"/>
           </w:tcPr>
           <w:p>
             <w:pPr>
@@ -3338,13 +3546,13 @@
                 <w:i w:val="0"/>
                 <w:sz w:val="20"/>
               </w:rPr>
-              <w:t>Deliver wireframes &amp; design system</w:t>
+              <w:t>Wireframes and design system signed off</w:t>
             </w:r>
           </w:p>
         </w:tc>
         <w:tc>
           <w:tcPr>
-            <w:tcW w:type="dxa" w:w="3240"/>
+            <w:tcW w:type="dxa" w:w="3312"/>
           </w:tcPr>
           <w:p>
             <w:pPr>
@@ -3366,7 +3574,7 @@
       <w:tr>
         <w:tc>
           <w:tcPr>
-            <w:tcW w:type="dxa" w:w="2016"/>
+            <w:tcW w:type="dxa" w:w="1987"/>
           </w:tcPr>
           <w:p>
             <w:pPr>
@@ -3386,7 +3594,7 @@
         </w:tc>
         <w:tc>
           <w:tcPr>
-            <w:tcW w:type="dxa" w:w="792"/>
+            <w:tcW w:type="dxa" w:w="720"/>
           </w:tcPr>
           <w:p>
             <w:pPr>
@@ -3406,7 +3614,7 @@
         </w:tc>
         <w:tc>
           <w:tcPr>
-            <w:tcW w:type="dxa" w:w="2592"/>
+            <w:tcW w:type="dxa" w:w="2621"/>
           </w:tcPr>
           <w:p>
             <w:pPr>
@@ -3420,13 +3628,13 @@
                 <w:i w:val="0"/>
                 <w:sz w:val="20"/>
               </w:rPr>
-              <w:t>Producer profile feature live in staging</w:t>
+              <w:t>Producer profile live in staging</w:t>
             </w:r>
           </w:p>
         </w:tc>
         <w:tc>
           <w:tcPr>
-            <w:tcW w:type="dxa" w:w="3240"/>
+            <w:tcW w:type="dxa" w:w="3312"/>
           </w:tcPr>
           <w:p>
             <w:pPr>
@@ -3440,7 +3648,7 @@
                 <w:i w:val="0"/>
                 <w:sz w:val="20"/>
               </w:rPr>
-              <w:t>Producer registration flow; profile display page; admin review queue</w:t>
+              <w:t>Producer registration flow; profile display page; internal QA sign-off</w:t>
             </w:r>
           </w:p>
         </w:tc>
@@ -3448,7 +3656,7 @@
       <w:tr>
         <w:tc>
           <w:tcPr>
-            <w:tcW w:type="dxa" w:w="2016"/>
+            <w:tcW w:type="dxa" w:w="1987"/>
           </w:tcPr>
           <w:p>
             <w:pPr>
@@ -3468,7 +3676,7 @@
         </w:tc>
         <w:tc>
           <w:tcPr>
-            <w:tcW w:type="dxa" w:w="792"/>
+            <w:tcW w:type="dxa" w:w="720"/>
           </w:tcPr>
           <w:p>
             <w:pPr>
@@ -3488,7 +3696,7 @@
         </w:tc>
         <w:tc>
           <w:tcPr>
-            <w:tcW w:type="dxa" w:w="2592"/>
+            <w:tcW w:type="dxa" w:w="2621"/>
           </w:tcPr>
           <w:p>
             <w:pPr>
@@ -3508,7 +3716,7 @@
         </w:tc>
         <w:tc>
           <w:tcPr>
-            <w:tcW w:type="dxa" w:w="3240"/>
+            <w:tcW w:type="dxa" w:w="3312"/>
           </w:tcPr>
           <w:p>
             <w:pPr>
@@ -3522,7 +3730,7 @@
                 <w:i w:val="0"/>
                 <w:sz w:val="20"/>
               </w:rPr>
-              <w:t>Category browsing; product detail pages; inventory management for producers</w:t>
+              <w:t>Category browsing; product detail pages; producer inventory management</w:t>
             </w:r>
           </w:p>
         </w:tc>
@@ -3530,7 +3738,7 @@
       <w:tr>
         <w:tc>
           <w:tcPr>
-            <w:tcW w:type="dxa" w:w="2016"/>
+            <w:tcW w:type="dxa" w:w="1987"/>
           </w:tcPr>
           <w:p>
             <w:pPr>
@@ -3550,7 +3758,7 @@
         </w:tc>
         <w:tc>
           <w:tcPr>
-            <w:tcW w:type="dxa" w:w="792"/>
+            <w:tcW w:type="dxa" w:w="720"/>
           </w:tcPr>
           <w:p>
             <w:pPr>
@@ -3570,7 +3778,7 @@
         </w:tc>
         <w:tc>
           <w:tcPr>
-            <w:tcW w:type="dxa" w:w="2592"/>
+            <w:tcW w:type="dxa" w:w="2621"/>
           </w:tcPr>
           <w:p>
             <w:pPr>
@@ -3590,7 +3798,7 @@
         </w:tc>
         <w:tc>
           <w:tcPr>
-            <w:tcW w:type="dxa" w:w="3240"/>
+            <w:tcW w:type="dxa" w:w="3312"/>
           </w:tcPr>
           <w:p>
             <w:pPr>
@@ -3604,7 +3812,7 @@
                 <w:i w:val="0"/>
                 <w:sz w:val="20"/>
               </w:rPr>
-              <w:t>Cart functionality; Stripe integration; order confirmation emails</w:t>
+              <w:t>Cart flow; Stripe integration; order confirmation emails</w:t>
             </w:r>
           </w:p>
         </w:tc>
@@ -3612,7 +3820,7 @@
       <w:tr>
         <w:tc>
           <w:tcPr>
-            <w:tcW w:type="dxa" w:w="2016"/>
+            <w:tcW w:type="dxa" w:w="1987"/>
           </w:tcPr>
           <w:p>
             <w:pPr>
@@ -3632,7 +3840,7 @@
         </w:tc>
         <w:tc>
           <w:tcPr>
-            <w:tcW w:type="dxa" w:w="792"/>
+            <w:tcW w:type="dxa" w:w="720"/>
           </w:tcPr>
           <w:p>
             <w:pPr>
@@ -3652,7 +3860,7 @@
         </w:tc>
         <w:tc>
           <w:tcPr>
-            <w:tcW w:type="dxa" w:w="2592"/>
+            <w:tcW w:type="dxa" w:w="2621"/>
           </w:tcPr>
           <w:p>
             <w:pPr>
@@ -3672,7 +3880,7 @@
         </w:tc>
         <w:tc>
           <w:tcPr>
-            <w:tcW w:type="dxa" w:w="3240"/>
+            <w:tcW w:type="dxa" w:w="3312"/>
           </w:tcPr>
           <w:p>
             <w:pPr>
@@ -3694,7 +3902,7 @@
       <w:tr>
         <w:tc>
           <w:tcPr>
-            <w:tcW w:type="dxa" w:w="2016"/>
+            <w:tcW w:type="dxa" w:w="1987"/>
           </w:tcPr>
           <w:p>
             <w:pPr>
@@ -3714,7 +3922,7 @@
         </w:tc>
         <w:tc>
           <w:tcPr>
-            <w:tcW w:type="dxa" w:w="792"/>
+            <w:tcW w:type="dxa" w:w="720"/>
           </w:tcPr>
           <w:p>
             <w:pPr>
@@ -3734,7 +3942,7 @@
         </w:tc>
         <w:tc>
           <w:tcPr>
-            <w:tcW w:type="dxa" w:w="2592"/>
+            <w:tcW w:type="dxa" w:w="2621"/>
           </w:tcPr>
           <w:p>
             <w:pPr>
@@ -3754,7 +3962,7 @@
         </w:tc>
         <w:tc>
           <w:tcPr>
-            <w:tcW w:type="dxa" w:w="3240"/>
+            <w:tcW w:type="dxa" w:w="3312"/>
           </w:tcPr>
           <w:p>
             <w:pPr>
@@ -3768,7 +3976,7 @@
                 <w:i w:val="0"/>
                 <w:sz w:val="20"/>
               </w:rPr>
-              <w:t>WCAG 2.1 AA audit report; bug fix backlog; consumer account features</w:t>
+              <w:t>WCAG 2.1 AA audit; open bugs resolved; consumer account screen complete</w:t>
             </w:r>
           </w:p>
         </w:tc>
@@ -3776,7 +3984,7 @@
       <w:tr>
         <w:tc>
           <w:tcPr>
-            <w:tcW w:type="dxa" w:w="2016"/>
+            <w:tcW w:type="dxa" w:w="1987"/>
           </w:tcPr>
           <w:p>
             <w:pPr>
@@ -3796,7 +4004,7 @@
         </w:tc>
         <w:tc>
           <w:tcPr>
-            <w:tcW w:type="dxa" w:w="792"/>
+            <w:tcW w:type="dxa" w:w="720"/>
           </w:tcPr>
           <w:p>
             <w:pPr>
@@ -3816,7 +4024,7 @@
         </w:tc>
         <w:tc>
           <w:tcPr>
-            <w:tcW w:type="dxa" w:w="2592"/>
+            <w:tcW w:type="dxa" w:w="2621"/>
           </w:tcPr>
           <w:p>
             <w:pPr>
@@ -3836,7 +4044,7 @@
         </w:tc>
         <w:tc>
           <w:tcPr>
-            <w:tcW w:type="dxa" w:w="3240"/>
+            <w:tcW w:type="dxa" w:w="3312"/>
           </w:tcPr>
           <w:p>
             <w:pPr>
@@ -3850,7 +4058,7 @@
                 <w:i w:val="0"/>
                 <w:sz w:val="20"/>
               </w:rPr>
-              <w:t>12 producers live; 250 consumer accounts created; monitoring dashboards active</w:t>
+              <w:t>12 producers live; 250 consumer accounts active; monitoring dashboards running</w:t>
             </w:r>
           </w:p>
         </w:tc>
@@ -3858,7 +4066,7 @@
       <w:tr>
         <w:tc>
           <w:tcPr>
-            <w:tcW w:type="dxa" w:w="2016"/>
+            <w:tcW w:type="dxa" w:w="1987"/>
           </w:tcPr>
           <w:p>
             <w:pPr>
@@ -3878,7 +4086,7 @@
         </w:tc>
         <w:tc>
           <w:tcPr>
-            <w:tcW w:type="dxa" w:w="792"/>
+            <w:tcW w:type="dxa" w:w="720"/>
           </w:tcPr>
           <w:p>
             <w:pPr>
@@ -3898,7 +4106,7 @@
         </w:tc>
         <w:tc>
           <w:tcPr>
-            <w:tcW w:type="dxa" w:w="2592"/>
+            <w:tcW w:type="dxa" w:w="2621"/>
           </w:tcPr>
           <w:p>
             <w:pPr>
@@ -3912,13 +4120,13 @@
                 <w:i w:val="0"/>
                 <w:sz w:val="20"/>
               </w:rPr>
-              <w:t>First beta feedback loop</w:t>
+              <w:t>First beta feedback loop complete</w:t>
             </w:r>
           </w:p>
         </w:tc>
         <w:tc>
           <w:tcPr>
-            <w:tcW w:type="dxa" w:w="3240"/>
+            <w:tcW w:type="dxa" w:w="3312"/>
           </w:tcPr>
           <w:p>
             <w:pPr>
@@ -3932,7 +4140,7 @@
                 <w:i w:val="0"/>
                 <w:sz w:val="20"/>
               </w:rPr>
-              <w:t>Sprint Review with beta participants; updated backlog; top 5 UX pain points addressed</w:t>
+              <w:t>Sprint Review with beta participants; top 5 friction points addressed</w:t>
             </w:r>
           </w:p>
         </w:tc>
@@ -3940,7 +4148,7 @@
       <w:tr>
         <w:tc>
           <w:tcPr>
-            <w:tcW w:type="dxa" w:w="2016"/>
+            <w:tcW w:type="dxa" w:w="1987"/>
           </w:tcPr>
           <w:p>
             <w:pPr>
@@ -3960,7 +4168,7 @@
         </w:tc>
         <w:tc>
           <w:tcPr>
-            <w:tcW w:type="dxa" w:w="792"/>
+            <w:tcW w:type="dxa" w:w="720"/>
           </w:tcPr>
           <w:p>
             <w:pPr>
@@ -3980,7 +4188,7 @@
         </w:tc>
         <w:tc>
           <w:tcPr>
-            <w:tcW w:type="dxa" w:w="2592"/>
+            <w:tcW w:type="dxa" w:w="2621"/>
           </w:tcPr>
           <w:p>
             <w:pPr>
@@ -4000,7 +4208,7 @@
         </w:tc>
         <w:tc>
           <w:tcPr>
-            <w:tcW w:type="dxa" w:w="3240"/>
+            <w:tcW w:type="dxa" w:w="3312"/>
           </w:tcPr>
           <w:p>
             <w:pPr>
@@ -4014,7 +4222,7 @@
                 <w:i w:val="0"/>
                 <w:sz w:val="20"/>
               </w:rPr>
-              <w:t>Load testing report; third-party security audit; re-order feature shipped</w:t>
+              <w:t>Load test complete; third-party security audit done; re-order feature shipped</w:t>
             </w:r>
           </w:p>
         </w:tc>
@@ -4022,7 +4230,7 @@
       <w:tr>
         <w:tc>
           <w:tcPr>
-            <w:tcW w:type="dxa" w:w="2016"/>
+            <w:tcW w:type="dxa" w:w="1987"/>
           </w:tcPr>
           <w:p>
             <w:pPr>
@@ -4042,7 +4250,7 @@
         </w:tc>
         <w:tc>
           <w:tcPr>
-            <w:tcW w:type="dxa" w:w="792"/>
+            <w:tcW w:type="dxa" w:w="720"/>
           </w:tcPr>
           <w:p>
             <w:pPr>
@@ -4062,7 +4270,7 @@
         </w:tc>
         <w:tc>
           <w:tcPr>
-            <w:tcW w:type="dxa" w:w="2592"/>
+            <w:tcW w:type="dxa" w:w="2621"/>
           </w:tcPr>
           <w:p>
             <w:pPr>
@@ -4082,7 +4290,7 @@
         </w:tc>
         <w:tc>
           <w:tcPr>
-            <w:tcW w:type="dxa" w:w="3240"/>
+            <w:tcW w:type="dxa" w:w="3312"/>
           </w:tcPr>
           <w:p>
             <w:pPr>
@@ -4096,12 +4304,13 @@
                 <w:i w:val="0"/>
                 <w:sz w:val="20"/>
               </w:rPr>
-              <w:t>App store approval; press release; onboarding of 10 additional producers; launch retrospective</w:t>
+              <w:t>App store approval; 10 more producers onboarded; launch retrospective held</w:t>
             </w:r>
           </w:p>
         </w:tc>
       </w:tr>
     </w:tbl>
+    <w:p/>
     <w:sectPr>
       <w:pgSz w:w="12240" w:h="15840"/>
       <w:pgMar w:top="1440" w:right="1440" w:bottom="1440" w:left="1440" w:header="720" w:footer="720" w:gutter="0"/>

--- a/agile-project-roadmap.docx
+++ b/agile-project-roadmap.docx
@@ -191,7 +191,7 @@
           <w:i w:val="0"/>
           <w:sz w:val="24"/>
         </w:rPr>
-        <w:t>The idea for UrbanRoots started with a pretty straightforward observation: I live in a city that has dozens of small farms within 40 kilometres, yet the tomatoes in my grocery store were grown in Mexico. That gap — between what’s available locally and what actually ends up on people’s plates — is what this project is trying to close.</w:t>
+        <w:t>The idea for UrbanRoots started with a straightforward observation: I live in a city surrounded by small farms, yet the tomatoes in my grocery store were grown in Mexico. That gap — between what’s available locally and what actually ends up on people’s plates — is the problem this project is trying to solve. It’s not a niche concern: local food systems have real environmental, economic, and community benefits that are going unrealized simply because the buying experience is too inconvenient.</w:t>
       </w:r>
     </w:p>
     <w:p>
@@ -206,7 +206,7 @@
           <w:i w:val="0"/>
           <w:sz w:val="24"/>
         </w:rPr>
-        <w:t>UrbanRoots is a mobile-first digital marketplace that connects local farmers, small food producers, and urban growers directly with city consumers. The core problem it addresses is one a lot of people would recognize: even if you want to buy locally grown food, it’s genuinely inconvenient to do it. Farmers’ markets run for a few hours on Saturday mornings. CSA box programmes ask for six-month commitments that many households aren’t ready to make. And most of the grocery delivery apps that launched over the past few years are just digital storefronts for the same national distributors.</w:t>
+        <w:t>UrbanRoots is a mobile-first digital marketplace connecting local farmers and small food producers directly with city consumers. The core problem it addresses is one most people recognize: buying locally grown food is genuinely inconvenient. Farmers’ markets run a few hours on Saturday mornings, CSA programmes require months-long commitments, and most grocery delivery apps are digital storefronts for the same national distributors. The platform is designed as a two-sided marketplace: producers get a simple storefront and order management tools, while consumers get a browsable app to find nearby farms, see what’s in season, and schedule delivery or pickup. The pilot will launch in one Canadian city before the team decides whether and how to expand.</w:t>
       </w:r>
     </w:p>
     <w:p>
@@ -221,22 +221,7 @@
           <w:i w:val="0"/>
           <w:sz w:val="24"/>
         </w:rPr>
-        <w:t>The platform is designed as a two-sided marketplace. On one side, local producers get a simple digital storefront and basic order management tools — nothing complicated, just enough for them to list what’s available and manage incoming orders without needing a tech background. On the consumer side, people get a browsable app where they can find farms near them, see what’s in season, and schedule a delivery or pickup that actually fits their week. The initial pilot will run in one mid-sized Canadian city, most likely Ottawa or Hamilton, before the team reassesses whether and how to expand.</w:t>
-      </w:r>
-    </w:p>
-    <w:p>
-      <w:pPr>
-        <w:spacing w:line="240" w:lineRule="auto"/>
-        <w:jc w:val="both"/>
-      </w:pPr>
-      <w:r>
-        <w:rPr>
-          <w:rFonts w:ascii="Times New Roman" w:hAnsi="Times New Roman"/>
-          <w:b w:val="0"/>
-          <w:i w:val="0"/>
-          <w:sz w:val="24"/>
-        </w:rPr>
-        <w:t>It’s worth being upfront about something: the final version of this product is not fully figured out yet. We don’t know whether consumers will prefer subscriptions or one-off orders, whether producers want to handle their own delivery or share a logistics partner, or even exactly which features matter most to either group. That uncertainty is precisely why Agile is the right framework here. The roadmap that follows is a starting point, not a finished blueprint.</w:t>
+        <w:t>The final shape of this product is not fully determined. Whether consumers prefer subscriptions or one-off orders, how to best structure last-mile logistics, and which producer onboarding features matter most are all questions that need real user data to answer. That uncertainty is exactly why Agile is the right framework: the product must evolve through feedback rather than a fixed upfront specification. The roadmap that follows is a starting point, not a finished blueprint.</w:t>
       </w:r>
     </w:p>
     <w:p>
@@ -266,7 +251,7 @@
           <w:i w:val="0"/>
           <w:sz w:val="24"/>
         </w:rPr>
-        <w:t>Most urban Canadians say they want to buy more local food — surveys consistently show this — but they don’t actually do it, mostly because the option isn’t convenient enough to become a regular habit (Statistics Canada, 2023). At the same time, small-scale producers are spending significant time and energy on logistics, marketing, and customer communication that they didn’t sign up for when they decided to farm. UrbanRoots is an attempt to fix both sides of that problem at once, by building infrastructure that makes buying local food as easy as ordering from any grocery app, while making sure the money flows back to the people growing it.</w:t>
+        <w:t>Most urban Canadians say they want to buy more local food, but they don’t — because the infrastructure simply isn’t convenient enough to become a habit (Statistics Canada, 2023). At the same time, small-scale producers spend significant time on logistics and marketing they didn’t sign up for when they decided to farm. UrbanRoots addresses both sides of this market gap by building digital infrastructure that makes buying local as easy as ordering from any grocery app, while keeping the money with the people actually growing the food.</w:t>
       </w:r>
     </w:p>
     <w:p>
@@ -299,7 +284,7 @@
           <w:i/>
           <w:sz w:val="24"/>
         </w:rPr>
-        <w:t>“A Canada where buying food from a farm 20 kilometres away is just as easy, reliable, and affordable as buying from a national grocery chain — and where the farmer actually earns a fair return for growing it.”</w:t>
+        <w:t>“A Canada where buying food from a farm 20 kilometres away is just as easy, reliable, and affordable as buying from a national grocery chain — and where the farmer earns a fair return for growing it.”</w:t>
       </w:r>
     </w:p>
     <w:p>
@@ -314,22 +299,7 @@
           <w:i w:val="0"/>
           <w:sz w:val="24"/>
         </w:rPr>
-        <w:t>The long-term ambition for UrbanRoots isn’t just to build another marketplace app. It’s to meaningfully shift how urban food systems work. If this succeeds, local producers will have a revenue channel they can genuinely plan around, not just a side income from weekend markets. Consumers will trust the platform enough that buying local becomes a default routine rather than something they do occasionally when it’s convenient.</w:t>
-      </w:r>
-    </w:p>
-    <w:p>
-      <w:pPr>
-        <w:spacing w:line="240" w:lineRule="auto"/>
-        <w:jc w:val="both"/>
-      </w:pPr>
-      <w:r>
-        <w:rPr>
-          <w:rFonts w:ascii="Times New Roman" w:hAnsi="Times New Roman"/>
-          <w:b w:val="0"/>
-          <w:i w:val="0"/>
-          <w:sz w:val="24"/>
-        </w:rPr>
-        <w:t>Success won’t just be measured in transactions or app downloads. The metrics that actually matter are whether farmers are earning more, whether food waste in the local supply chain is going down, and whether the communities this platform serves feel a genuine connection to where their food comes from. That’s the goal. The app is just the vehicle.</w:t>
+        <w:t>The long-term goal for UrbanRoots is not just another marketplace app — it’s a meaningful shift in how urban food systems work. If this succeeds, local producers will have a revenue channel they can genuinely plan around, not just a side income from weekend markets. Consumers will trust the platform enough that buying local becomes a default routine, not an occasional choice. Success will be measured not only in transactions and downloads, but in whether farmers are earning more, whether food waste in the supply chain is going down, and whether communities feel a genuine connection to where their food comes from. That’s the goal. The app is just the vehicle.</w:t>
       </w:r>
     </w:p>
     <w:p>
@@ -362,22 +332,7 @@
           <w:i w:val="0"/>
           <w:sz w:val="24"/>
         </w:rPr>
-        <w:t>Before building anything large or complicated, the most important question to answer is a simple one: will people actually use this? The MVP is designed around that question. It’s a lean but fully functional version of the platform — enough to run a real six-week beta with actual producers and actual consumers, and to learn something meaningful from how they use it.</w:t>
-      </w:r>
-    </w:p>
-    <w:p>
-      <w:pPr>
-        <w:spacing w:line="240" w:lineRule="auto"/>
-        <w:jc w:val="both"/>
-      </w:pPr>
-      <w:r>
-        <w:rPr>
-          <w:rFonts w:ascii="Times New Roman" w:hAnsi="Times New Roman"/>
-          <w:b w:val="0"/>
-          <w:i w:val="0"/>
-          <w:sz w:val="24"/>
-        </w:rPr>
-        <w:t>The plan is to recruit 12 to 15 local producers and around 250 to 300 consumers in one city for the beta period. That’s not a huge number, but it’s enough to see real behaviour rather than survey responses. The features below represent what is needed to make that beta genuinely useful — not a prototype people test once and forget, but something they could realistically use to buy groceries on a regular basis.</w:t>
+        <w:t>Before building anything large or complicated, the most important question to answer is a simple one: will people actually use this? The MVP is a lean but fully functional version of the platform — enough to run a real six-week beta with 12–15 local producers and 250–300 consumers in one city, and to learn something meaningful from how they actually behave. That’s not a huge cohort, but it’s enough to see real patterns rather than survey responses. The beta period matters more than the feature list: what users actually do in the product will shape every decision made afterward.</w:t>
       </w:r>
     </w:p>
     <w:p>
@@ -418,7 +373,7 @@
           <w:i w:val="0"/>
           <w:sz w:val="24"/>
         </w:rPr>
-        <w:t>Producers can build a simple profile — a short bio, a few photos, and a note about how they grow or make their products. Nothing elaborate; just enough for a consumer to know who they’re buying from.</w:t>
+        <w:t>A simple storefront with a short bio, photos, and production notes — just enough for a consumer to know who they’re buying from.</w:t>
       </w:r>
     </w:p>
     <w:p>
@@ -444,7 +399,7 @@
           <w:i w:val="0"/>
           <w:sz w:val="24"/>
         </w:rPr>
-        <w:t>A product listing where producers set prices, quantities, and availability windows. Consumers browse by category (vegetables, dairy, baked goods, etc.) or by proximity to their location.</w:t>
+        <w:t>Producers list products with prices and availability. Consumers browse by category or proximity.</w:t>
       </w:r>
     </w:p>
     <w:p>
@@ -470,7 +425,7 @@
           <w:i w:val="0"/>
           <w:sz w:val="24"/>
         </w:rPr>
-        <w:t>Add to cart, choose a delivery or pickup slot, and pay via Stripe. The checkout flow needs to be smooth enough that someone could complete it in under two minutes on a phone.</w:t>
+        <w:t>Add to cart, choose a delivery or pickup slot, and pay via Stripe — completable in under two minutes on a phone.</w:t>
       </w:r>
     </w:p>
     <w:p>
@@ -496,7 +451,7 @@
           <w:i w:val="0"/>
           <w:sz w:val="24"/>
         </w:rPr>
-        <w:t>A basic tool letting producers — or a partner courier — confirm and track deliveries within a defined radius. For the MVP, that radius stays at 20 km to keep logistics manageable.</w:t>
+        <w:t>Producers or a partner courier confirm and track deliveries within a 20 km radius.</w:t>
       </w:r>
     </w:p>
     <w:p>
@@ -513,7 +468,7 @@
           <w:i w:val="0"/>
           <w:sz w:val="24"/>
         </w:rPr>
-        <w:t xml:space="preserve">Consumer account and order history: </w:t>
+        <w:t xml:space="preserve">Consumer account: </w:t>
       </w:r>
       <w:r>
         <w:rPr>
@@ -522,7 +477,7 @@
           <w:i w:val="0"/>
           <w:sz w:val="24"/>
         </w:rPr>
-        <w:t>Registered consumers can see their order history and re-order past purchases without starting from scratch. A small feature, but one that matters for building a habit.</w:t>
+        <w:t>Consumers view order history and re-order past purchases in one tap.</w:t>
       </w:r>
     </w:p>
     <w:p>
@@ -548,22 +503,7 @@
           <w:i w:val="0"/>
           <w:sz w:val="24"/>
         </w:rPr>
-        <w:t>A simple backend view where producers can see incoming orders, mark them as fulfilled, and track basic sales numbers. It doesn’t need to be sophisticated — it just needs to replace the spreadsheet most of them are using now.</w:t>
-      </w:r>
-    </w:p>
-    <w:p>
-      <w:pPr>
-        <w:spacing w:line="240" w:lineRule="auto"/>
-        <w:jc w:val="both"/>
-      </w:pPr>
-      <w:r>
-        <w:rPr>
-          <w:rFonts w:ascii="Times New Roman" w:hAnsi="Times New Roman"/>
-          <w:b w:val="0"/>
-          <w:i w:val="0"/>
-          <w:sz w:val="24"/>
-        </w:rPr>
-        <w:t>The MVP is not trying to solve every problem in local food distribution. Subscriptions, AI-driven recommendations, community features — all of that can come later, informed by what the beta cohort actually wants. The point of the MVP phase is to find out what matters before committing to building it.</w:t>
+        <w:t>Producers see incoming orders, mark them as fulfilled, and track basic sales figures.</w:t>
       </w:r>
     </w:p>
     <w:p>
@@ -611,126 +551,7 @@
           <w:i w:val="0"/>
           <w:sz w:val="24"/>
         </w:rPr>
-        <w:t>The project will use the Scrum framework. That choice is fairly straightforward given where this project stands: the final product isn’t fully defined, the market behaviour isn’t fully predictable, and the team needs to be able to change direction quickly when real user data contradicts the assumptions made at the start (Schwaber &amp; Sutherland, 2020). A traditional waterfall approach would require committing upfront to decisions that simply cannot be made responsibly at this stage.</w:t>
-      </w:r>
-    </w:p>
-    <w:p>
-      <w:pPr>
-        <w:spacing w:line="240" w:lineRule="auto"/>
-        <w:jc w:val="both"/>
-      </w:pPr>
-      <w:r>
-        <w:rPr>
-          <w:rFonts w:ascii="Times New Roman" w:hAnsi="Times New Roman"/>
-          <w:b w:val="0"/>
-          <w:i w:val="0"/>
-          <w:sz w:val="24"/>
-        </w:rPr>
-        <w:t>The Scrum team will include the following roles:</w:t>
-      </w:r>
-    </w:p>
-    <w:p>
-      <w:pPr>
-        <w:pStyle w:val="ListBullet"/>
-        <w:spacing w:after="60" w:before="0"/>
-        <w:ind w:left="360"/>
-        <w:jc w:val="both"/>
-      </w:pPr>
-      <w:r>
-        <w:rPr>
-          <w:rFonts w:ascii="Times New Roman" w:hAnsi="Times New Roman"/>
-          <w:b/>
-          <w:i w:val="0"/>
-          <w:sz w:val="24"/>
-        </w:rPr>
-        <w:t xml:space="preserve">Product Owner: </w:t>
-      </w:r>
-      <w:r>
-        <w:rPr>
-          <w:rFonts w:ascii="Times New Roman" w:hAnsi="Times New Roman"/>
-          <w:b w:val="0"/>
-          <w:i w:val="0"/>
-          <w:sz w:val="24"/>
-        </w:rPr>
-        <w:t>Owns and maintains the product backlog, and makes prioritization calls when there’s a conflict between what stakeholders want and what the team can realistically deliver in a sprint.</w:t>
-      </w:r>
-    </w:p>
-    <w:p>
-      <w:pPr>
-        <w:pStyle w:val="ListBullet"/>
-        <w:spacing w:after="60" w:before="0"/>
-        <w:ind w:left="360"/>
-        <w:jc w:val="both"/>
-      </w:pPr>
-      <w:r>
-        <w:rPr>
-          <w:rFonts w:ascii="Times New Roman" w:hAnsi="Times New Roman"/>
-          <w:b/>
-          <w:i w:val="0"/>
-          <w:sz w:val="24"/>
-        </w:rPr>
-        <w:t xml:space="preserve">Scrum Master: </w:t>
-      </w:r>
-      <w:r>
-        <w:rPr>
-          <w:rFonts w:ascii="Times New Roman" w:hAnsi="Times New Roman"/>
-          <w:b w:val="0"/>
-          <w:i w:val="0"/>
-          <w:sz w:val="24"/>
-        </w:rPr>
-        <w:t>Runs all Scrum ceremonies, helps the team unblock themselves, and keeps the process honest — calling out when scope is creeping or when a sprint goal has quietly shifted.</w:t>
-      </w:r>
-    </w:p>
-    <w:p>
-      <w:pPr>
-        <w:pStyle w:val="ListBullet"/>
-        <w:spacing w:after="60" w:before="0"/>
-        <w:ind w:left="360"/>
-        <w:jc w:val="both"/>
-      </w:pPr>
-      <w:r>
-        <w:rPr>
-          <w:rFonts w:ascii="Times New Roman" w:hAnsi="Times New Roman"/>
-          <w:b/>
-          <w:i w:val="0"/>
-          <w:sz w:val="24"/>
-        </w:rPr>
-        <w:t xml:space="preserve">Development Team: </w:t>
-      </w:r>
-      <w:r>
-        <w:rPr>
-          <w:rFonts w:ascii="Times New Roman" w:hAnsi="Times New Roman"/>
-          <w:b w:val="0"/>
-          <w:i w:val="0"/>
-          <w:sz w:val="24"/>
-        </w:rPr>
-        <w:t>Two front-end developers, one back-end developer, one UX/UI designer, and one QA engineer. Cross-functional enough that no sprint should stall waiting on a single person.</w:t>
-      </w:r>
-    </w:p>
-    <w:p>
-      <w:pPr>
-        <w:pStyle w:val="ListBullet"/>
-        <w:spacing w:after="60" w:before="0"/>
-        <w:ind w:left="360"/>
-        <w:jc w:val="both"/>
-      </w:pPr>
-      <w:r>
-        <w:rPr>
-          <w:rFonts w:ascii="Times New Roman" w:hAnsi="Times New Roman"/>
-          <w:b/>
-          <w:i w:val="0"/>
-          <w:sz w:val="24"/>
-        </w:rPr>
-        <w:t xml:space="preserve">Stakeholders: </w:t>
-      </w:r>
-      <w:r>
-        <w:rPr>
-          <w:rFonts w:ascii="Times New Roman" w:hAnsi="Times New Roman"/>
-          <w:b w:val="0"/>
-          <w:i w:val="0"/>
-          <w:sz w:val="24"/>
-        </w:rPr>
-        <w:t>Pilot producers, early-adopter consumers, and a logistics partner representative who attend Sprint Reviews and whose feedback directly shapes the backlog.</w:t>
+        <w:t>UrbanRoots will use the Scrum framework. Scrum was selected because the final product isn’t fully defined, consumer behaviour in this space is difficult to predict without real-world data, and the team needs the ability to reprioritize quickly based on what users actually show us rather than what we assumed they wanted (Schwaber &amp; Sutherland, 2020). A waterfall approach would require upfront decisions that simply can’t be made responsibly yet. The Scrum team includes a Product Owner (backlog ownership and prioritization decisions), a Scrum Master (ceremony facilitation and impediment removal), a cross-functional Development Team (two front-end developers, one back-end developer, one UX/UI designer, one QA engineer), and Stakeholders including pilot producers, early-adopter consumers, and a logistics partner representative who attend Sprint Reviews.</w:t>
       </w:r>
     </w:p>
     <w:p>
@@ -760,7 +581,7 @@
           <w:i w:val="0"/>
           <w:sz w:val="24"/>
         </w:rPr>
-        <w:t>The table below lists the features identified at the start of the project, ordered by priority. This isn’t a fixed list — it will be updated after every Sprint Review as the team learns more. Items marked Post-MVP are genuine priorities; they’re simply deferred until the core platform has been validated.</w:t>
+        <w:t>Backlog items are ordered by customer value, technical dependency, and risk. The list will be updated after every Sprint Review.</w:t>
       </w:r>
     </w:p>
     <w:tbl>
@@ -1149,7 +970,7 @@
                 <w:i w:val="0"/>
                 <w:sz w:val="22"/>
               </w:rPr>
-              <w:t>As a producer, I want to see and manage my incoming orders on a dashboard so I can fulfil them without confusion.</w:t>
+              <w:t>As a producer, I want to see and manage my incoming orders on a dashboard.</w:t>
             </w:r>
           </w:p>
         </w:tc>
@@ -1313,7 +1134,7 @@
                 <w:i w:val="0"/>
                 <w:sz w:val="22"/>
               </w:rPr>
-              <w:t>As a QA engineer, I want automated regression tests on every build so bugs don’t reach production.</w:t>
+              <w:t>As a QA engineer, I want automated regression tests on every build.</w:t>
             </w:r>
           </w:p>
         </w:tc>
@@ -1395,7 +1216,7 @@
                 <w:i w:val="0"/>
                 <w:sz w:val="22"/>
               </w:rPr>
-              <w:t>As a consumer, I want to re-order my last purchase in one tap so I don’t start over each week.</w:t>
+              <w:t>As a consumer, I want to re-order my last purchase in one tap.</w:t>
             </w:r>
           </w:p>
         </w:tc>
@@ -1559,7 +1380,7 @@
                 <w:i w:val="0"/>
                 <w:sz w:val="22"/>
               </w:rPr>
-              <w:t>As a producer, I want a demand forecast tool to plan planting without overproducing.</w:t>
+              <w:t>As a producer, I want a demand forecast tool to plan planting more accurately.</w:t>
             </w:r>
           </w:p>
         </w:tc>
@@ -1967,22 +1788,7 @@
           <w:i w:val="0"/>
           <w:sz w:val="24"/>
         </w:rPr>
-        <w:t>This sprint is about figuring things out before writing a single line of production code. The team will sit down with 20 target consumers and 10 potential producer partners for structured interviews — not to validate assumptions already made, but to test whether those assumptions are even close to right. Everything from the navigation structure to the checkout flow should be shaped by those conversations, not decided in a meeting room.</w:t>
-      </w:r>
-    </w:p>
-    <w:p>
-      <w:pPr>
-        <w:spacing w:line="240" w:lineRule="auto"/>
-        <w:jc w:val="both"/>
-      </w:pPr>
-      <w:r>
-        <w:rPr>
-          <w:rFonts w:ascii="Times New Roman" w:hAnsi="Times New Roman"/>
-          <w:b w:val="0"/>
-          <w:i w:val="0"/>
-          <w:sz w:val="24"/>
-        </w:rPr>
-        <w:t>By the end of Sprint 1, the team will have settled on the technical architecture (React Native for mobile, Node.js and PostgreSQL on the backend), finalized the sitemap, and shipped the producer profile feature into staging for internal review.</w:t>
+        <w:t>The team conducts structured interviews with 20 consumers and 10 prospective producers before writing a single line of production code. The rule is simple: every design decision — navigation structure, checkout flow, producer onboarding — must be grounded in what those conversations reveal, not in what the team assumed going in. Key deliverables include the technical architecture decision (React Native for mobile, Node.js/PostgreSQL on the backend), a finalized sitemap, interactive wireframes, and the producer profile feature deployed to a staging environment for internal review.</w:t>
       </w:r>
     </w:p>
     <w:p>
@@ -2014,7 +1820,7 @@
           <w:i w:val="0"/>
           <w:sz w:val="24"/>
         </w:rPr>
-        <w:t>“As a consumer, I want to browse local producers by distance.” — Done when: the consumer opens the app, grants location access, and sees producers sorted by proximity. Geolocation prompts must work without errors on both iOS and Android.</w:t>
+        <w:t>“As a consumer, I want to browse local producers by distance.” — Done when: producers appear sorted by proximity; geolocation prompts work on both iOS and Android without errors.</w:t>
       </w:r>
     </w:p>
     <w:p>
@@ -2031,7 +1837,7 @@
           <w:i w:val="0"/>
           <w:sz w:val="24"/>
         </w:rPr>
-        <w:t>“As a producer, I want to create a storefront profile.” — Done when: a producer can sign up, upload photos, write a bio, and publish their profile. It must be visible to consumers within five minutes. No admin approval bottleneck.</w:t>
+        <w:t>“As a producer, I want to create a storefront profile.” — Done when: producer can register, upload photos, write a bio, and publish — profile visible to consumers within five minutes, no admin bottleneck.</w:t>
       </w:r>
     </w:p>
     <w:p>
@@ -2061,7 +1867,7 @@
           <w:i w:val="0"/>
           <w:sz w:val="24"/>
         </w:rPr>
-        <w:t>Sprint 2 is where the platform starts to feel real. The team builds the product catalogue, shopping cart, Stripe payment integration, producer order dashboard, and delivery scheduling module. That’s a substantial workload for eight weeks, which is exactly why the backlog was kept tight and the team is cross-functional. Accessibility testing to WCAG 2.1 AA standard happens throughout this sprint, not as an afterthought at the end.</w:t>
+        <w:t>Sprint 2 delivers the transactional core: product catalogue, shopping cart, Stripe payment, producer order dashboard, and delivery scheduling. Accessibility to WCAG 2.1 AA is tested throughout — not deferred to Sprint 3.</w:t>
       </w:r>
     </w:p>
     <w:p>
@@ -2093,7 +1899,7 @@
           <w:i w:val="0"/>
           <w:sz w:val="24"/>
         </w:rPr>
-        <w:t>“As a consumer, I want to add products to a cart and check out securely.” — Done when: checkout completes in the Stripe test environment, no card data is stored on our servers, and the consumer receives a confirmation email within 60 seconds. That last detail matters — it’s what builds trust on a first purchase.</w:t>
+        <w:t>“As a consumer, I want to add products to a cart and check out securely.” — Done when: payment succeeds in Stripe test environment, no card data stored on our servers, confirmation email arrives within 60 seconds.</w:t>
       </w:r>
     </w:p>
     <w:p>
@@ -2110,7 +1916,7 @@
           <w:i w:val="0"/>
           <w:sz w:val="24"/>
         </w:rPr>
-        <w:t>“As a producer, I want to see and manage my incoming orders on a dashboard.” — Done when: new orders appear on the producer dashboard within 30 seconds of being placed. Producer can mark each order as confirmed, in progress, or fulfilled.</w:t>
+        <w:t>“As a producer, I want to see and manage my incoming orders.” — Done when: orders appear on dashboard within 30 seconds; producer can mark each as confirmed, in progress, or fulfilled.</w:t>
       </w:r>
     </w:p>
     <w:p>
@@ -2127,7 +1933,7 @@
           <w:i w:val="0"/>
           <w:sz w:val="24"/>
         </w:rPr>
-        <w:t>“As a consumer, I want to pick a delivery or pickup window.” — Done when: at least three available time slots appear during checkout, and the selected slot shows correctly in both the order summary and the producer notification.</w:t>
+        <w:t>“As a consumer, I want to pick a delivery or pickup window.” — Done when: at least three slots appear at checkout; selection shows correctly in the order summary and producer notification.</w:t>
       </w:r>
     </w:p>
     <w:p>
@@ -2157,7 +1963,7 @@
           <w:i w:val="0"/>
           <w:sz w:val="24"/>
         </w:rPr>
-        <w:t>The final sprint is the most important one, and also the most unpredictable. Once real users start using the live app, things will break and surprises will come up — that’s not a pessimistic prediction, it’s just how beta launches go. The sprint is structured to leave enough buffer to respond to what the beta cohort tells us without derailing the timeline. Sprint Reviews in this phase pull directly from user feedback, and the backlog gets re-prioritized accordingly after each one.</w:t>
+        <w:t>The beta cohort — 12 producers and 250–300 consumers — uses the live app for six weeks. Sprint Reviews draw directly from that feedback, and the backlog is re-prioritized after each one. Buffer is deliberately built into this sprint because things will break and surprises will come up. That’s not a pessimistic prediction — it’s just how beta launches go, and responding quickly to what real users find matters more than rigidly following a pre-set plan.</w:t>
       </w:r>
     </w:p>
     <w:p>
@@ -2189,7 +1995,7 @@
           <w:i w:val="0"/>
           <w:sz w:val="24"/>
         </w:rPr>
-        <w:t>“As a QA engineer, I want automated regression tests on every build.” — Done when: the test suite covers at least 80% of critical user paths and all tests pass before any production deployment. Non-negotiable heading into a public launch.</w:t>
+        <w:t>“As a QA engineer, I want automated regression tests on every build.” — Done when: suite covers 80% of critical user paths; all tests pass before any production deployment.</w:t>
       </w:r>
     </w:p>
     <w:p>
@@ -2206,7 +2012,7 @@
           <w:i w:val="0"/>
           <w:sz w:val="24"/>
         </w:rPr>
-        <w:t>“As a consumer, I want to re-order my last purchase in one tap.” — Done when: the re-order button appears in order history, tapping it adds the same items to cart, and a single confirmation step completes the order. No more than two taps from history to checkout.</w:t>
+        <w:t>“As a consumer, I want to re-order my last purchase in one tap.” — Done when: re-order button in order history adds same items to cart; completed in no more than two taps.</w:t>
       </w:r>
     </w:p>
     <w:p>
@@ -2221,7 +2027,7 @@
           <w:i w:val="0"/>
           <w:sz w:val="24"/>
         </w:rPr>
-        <w:t>4.4  Scrum Ceremonies (Consistent Across All Sprints)</w:t>
+        <w:t>4.4  Scrum Ceremonies (All Sprints)</w:t>
       </w:r>
     </w:p>
     <w:p>
@@ -2236,7 +2042,7 @@
           <w:i w:val="0"/>
           <w:sz w:val="24"/>
         </w:rPr>
-        <w:t>These four ceremonies run throughout the project. They’re not optional and not just formalities — each one serves a specific purpose in keeping the team aligned and the product on track.</w:t>
+        <w:t>These four ceremonies run consistently throughout the project. They are not optional formalities — each one serves a specific purpose in keeping the team aligned and the work on track:</w:t>
       </w:r>
     </w:p>
     <w:p>
@@ -2262,7 +2068,7 @@
           <w:i w:val="0"/>
           <w:sz w:val="24"/>
         </w:rPr>
-        <w:t>At the start of every two-week sprint, the team selects items from the backlog, estimates effort in story points, and agrees on a sprint goal everyone can point to.</w:t>
+        <w:t>Held at the start of each two-week sprint: backlog items selected, effort estimated in story points, sprint goal agreed upon.</w:t>
       </w:r>
     </w:p>
     <w:p>
@@ -2288,7 +2094,7 @@
           <w:i w:val="0"/>
           <w:sz w:val="24"/>
         </w:rPr>
-        <w:t>A 15-minute stand-up each morning. Three questions: what did you finish yesterday, what’s on your plate today, and is anything blocking you? Short and honest.</w:t>
+        <w:t>15-minute daily stand-up: what did you finish, what’s next, what’s blocking you.</w:t>
       </w:r>
     </w:p>
     <w:p>
@@ -2314,7 +2120,7 @@
           <w:i w:val="0"/>
           <w:sz w:val="24"/>
         </w:rPr>
-        <w:t>At the end of each sprint, the team demonstrates completed work to stakeholders, including pilot producers. Feedback from these reviews goes straight into the backlog.</w:t>
+        <w:t>End-of-sprint demo to stakeholders including pilot producers; feedback goes directly into the backlog.</w:t>
       </w:r>
     </w:p>
     <w:p>
@@ -2340,7 +2146,7 @@
           <w:i w:val="0"/>
           <w:sz w:val="24"/>
         </w:rPr>
-        <w:t>An honest internal conversation about process — what worked, what didn’t, and one or two concrete things to change in the next sprint.</w:t>
+        <w:t>Honest team reflection: what worked, what didn’t, one or two concrete process changes for the next sprint.</w:t>
       </w:r>
     </w:p>
     <w:p>
@@ -2370,7 +2176,7 @@
           <w:i w:val="0"/>
           <w:sz w:val="24"/>
         </w:rPr>
-        <w:t>A few risks are significant enough to plan around explicitly. These aren’t hypothetical scenarios — they came up in early conversations with potential producer partners and a food-law advisor.</w:t>
+        <w:t>Key risks identified through early producer and legal conversations:</w:t>
       </w:r>
     </w:p>
     <w:tbl>
@@ -2493,7 +2299,7 @@
                 <w:i w:val="0"/>
                 <w:sz w:val="22"/>
               </w:rPr>
-              <w:t>Provincial food safety laws vary and could restrict direct producer-to-consumer sales in some markets</w:t>
+              <w:t>Provincial food safety laws may restrict direct sales in some markets</w:t>
             </w:r>
           </w:p>
         </w:tc>
@@ -2553,7 +2359,7 @@
                 <w:i w:val="0"/>
                 <w:sz w:val="22"/>
               </w:rPr>
-              <w:t>Engage a food-law consultant in Sprint 1. Build province-specific compliance flags into the platform from day one.</w:t>
+              <w:t>Engage food-law consultant in Sprint 1; build province-specific compliance flags from day one.</w:t>
             </w:r>
           </w:p>
         </w:tc>
@@ -2575,7 +2381,7 @@
                 <w:i w:val="0"/>
                 <w:sz w:val="22"/>
               </w:rPr>
-              <w:t>Producers may struggle to adopt the platform if the technology feels unfamiliar</w:t>
+              <w:t>Producers may struggle to adopt the platform if it feels too technical</w:t>
             </w:r>
           </w:p>
         </w:tc>
@@ -2635,7 +2441,7 @@
                 <w:i w:val="0"/>
                 <w:sz w:val="22"/>
               </w:rPr>
-              <w:t>Run hands-on onboarding workshops before beta launch. Assign a dedicated producer success contact for the first six weeks.</w:t>
+              <w:t>Run hands-on onboarding workshops; assign a dedicated producer success contact for the beta period.</w:t>
             </w:r>
           </w:p>
         </w:tc>
@@ -2657,7 +2463,7 @@
                 <w:i w:val="0"/>
                 <w:sz w:val="22"/>
               </w:rPr>
-              <w:t>Last-mile delivery logistics (cold chain, timing) may be harder than expected</w:t>
+              <w:t>Last-mile delivery logistics may be harder than anticipated</w:t>
             </w:r>
           </w:p>
         </w:tc>
@@ -2717,7 +2523,7 @@
                 <w:i w:val="0"/>
                 <w:sz w:val="22"/>
               </w:rPr>
-              <w:t>Partner with an existing local courier. Keep the delivery zone under 20 km for the MVP and expand only after the model is proven.</w:t>
+              <w:t>Partner with existing local courier; limit delivery radius to 20 km for MVP.</w:t>
             </w:r>
           </w:p>
         </w:tc>
@@ -2739,7 +2545,7 @@
                 <w:i w:val="0"/>
                 <w:sz w:val="22"/>
               </w:rPr>
-              <w:t>Scope creep from stakeholder feature requests mid-sprint</w:t>
+              <w:t>Scope creep from mid-sprint stakeholder requests</w:t>
             </w:r>
           </w:p>
         </w:tc>
@@ -2799,7 +2605,7 @@
                 <w:i w:val="0"/>
                 <w:sz w:val="22"/>
               </w:rPr>
-              <w:t>All new requests go into the backlog. Nothing gets added to a sprint in progress. The Product Owner makes all prioritization calls.</w:t>
+              <w:t>All new requests enter the backlog; nothing added to a sprint in progress.</w:t>
             </w:r>
           </w:p>
         </w:tc>
@@ -2821,7 +2627,7 @@
                 <w:i w:val="0"/>
                 <w:sz w:val="22"/>
               </w:rPr>
-              <w:t>Payment security gaps could expose consumer financial data</w:t>
+              <w:t>Payment security gaps exposing consumer financial data</w:t>
             </w:r>
           </w:p>
         </w:tc>
@@ -2881,7 +2687,7 @@
                 <w:i w:val="0"/>
                 <w:sz w:val="22"/>
               </w:rPr>
-              <w:t>Use Stripe's fully managed infrastructure — we never handle raw card data. Run a third-party security audit before beta launch.</w:t>
+              <w:t>Use Stripe’s fully managed infrastructure; run third-party security audit before beta launch.</w:t>
             </w:r>
           </w:p>
         </w:tc>
@@ -2900,22 +2706,7 @@
           <w:i w:val="0"/>
           <w:sz w:val="24"/>
         </w:rPr>
-        <w:t>4.6  How We’ll Know It’s Working</w:t>
-      </w:r>
-    </w:p>
-    <w:p>
-      <w:pPr>
-        <w:spacing w:line="240" w:lineRule="auto"/>
-        <w:jc w:val="both"/>
-      </w:pPr>
-      <w:r>
-        <w:rPr>
-          <w:rFonts w:ascii="Times New Roman" w:hAnsi="Times New Roman"/>
-          <w:b w:val="0"/>
-          <w:i w:val="0"/>
-          <w:sz w:val="24"/>
-        </w:rPr>
-        <w:t>Success metrics for the MVP phase are deliberately conservative. The goal at this stage isn’t impressive headline numbers — it’s finding out whether the core experience actually works before building further on top of it.</w:t>
+        <w:t>4.6  Success Measures</w:t>
       </w:r>
     </w:p>
     <w:p>
@@ -2932,7 +2723,7 @@
           <w:i w:val="0"/>
           <w:sz w:val="24"/>
         </w:rPr>
-        <w:t>App live on iOS App Store and Google Play by end of Sprint 3, with no critical open bugs</w:t>
+        <w:t>App live on iOS and Google Play by end of Sprint 3, no critical open bugs</w:t>
       </w:r>
     </w:p>
     <w:p>
@@ -2966,7 +2757,7 @@
           <w:i w:val="0"/>
           <w:sz w:val="24"/>
         </w:rPr>
-        <w:t>At least 200 completed consumer transactions during the six-week beta period</w:t>
+        <w:t>Minimum 200 completed transactions during the six-week beta period</w:t>
       </w:r>
     </w:p>
     <w:p>
@@ -3000,7 +2791,7 @@
           <w:i w:val="0"/>
           <w:sz w:val="24"/>
         </w:rPr>
-        <w:t>Producer NPS of +30 or higher — meaning producers would recommend it to other farmers</w:t>
+        <w:t>Producer NPS of +30 or higher</w:t>
       </w:r>
     </w:p>
     <w:p>
@@ -3017,7 +2808,7 @@
           <w:i w:val="0"/>
           <w:sz w:val="24"/>
         </w:rPr>
-        <w:t>System uptime at 99% or above throughout the beta — reliability matters more than features at this stage</w:t>
+        <w:t>System uptime at 99% or above throughout the beta</w:t>
       </w:r>
     </w:p>
     <w:p>
@@ -3032,22 +2823,7 @@
           <w:i w:val="0"/>
           <w:sz w:val="24"/>
         </w:rPr>
-        <w:t>4.7  What Comes After the MVP</w:t>
-      </w:r>
-    </w:p>
-    <w:p>
-      <w:pPr>
-        <w:spacing w:line="240" w:lineRule="auto"/>
-        <w:jc w:val="both"/>
-      </w:pPr>
-      <w:r>
-        <w:rPr>
-          <w:rFonts w:ascii="Times New Roman" w:hAnsi="Times New Roman"/>
-          <w:b w:val="0"/>
-          <w:i w:val="0"/>
-          <w:sz w:val="24"/>
-        </w:rPr>
-        <w:t>These features are not on the roadmap yet. They’re real priorities, but only worth building once the beta has confirmed the foundation works.</w:t>
+        <w:t>4.7  Future Enhancements</w:t>
       </w:r>
     </w:p>
     <w:p>
@@ -3064,7 +2840,7 @@
           <w:i w:val="0"/>
           <w:sz w:val="24"/>
         </w:rPr>
-        <w:t>Weekly subscription produce boxes, personalized based on what the consumer typically buys</w:t>
+        <w:t>Weekly subscription produce boxes personalized by purchase history</w:t>
       </w:r>
     </w:p>
     <w:p>
@@ -3081,7 +2857,7 @@
           <w:i w:val="0"/>
           <w:sz w:val="24"/>
         </w:rPr>
-        <w:t>A demand forecasting tool for producers to plan planting without over- or underproducing</w:t>
+        <w:t>AI-driven demand forecasting dashboard for producers to optimize planting cycles</w:t>
       </w:r>
     </w:p>
     <w:p>
@@ -3098,7 +2874,7 @@
           <w:i w:val="0"/>
           <w:sz w:val="24"/>
         </w:rPr>
-        <w:t>A B2B channel for restaurants, school cafeterias, and food co-operatives sourcing locally at volume</w:t>
+        <w:t>B2B channel for restaurants, schools, and food co-operatives sourcing locally at volume</w:t>
       </w:r>
     </w:p>
     <w:p>

--- a/agile-project-roadmap.docx
+++ b/agile-project-roadmap.docx
@@ -191,7 +191,7 @@
           <w:i w:val="0"/>
           <w:sz w:val="24"/>
         </w:rPr>
-        <w:t>The idea for UrbanRoots started with a straightforward observation: I live in a city surrounded by small farms, yet the tomatoes in my grocery store were grown in Mexico. That gap — between what’s available locally and what actually ends up on people’s plates — is the problem this project is trying to solve. It’s not a niche concern: local food systems have real environmental, economic, and community benefits that are going unrealized simply because the buying experience is too inconvenient.</w:t>
+        <w:t>UrbanRoots is a mobile-first digital marketplace connecting local farmers and small food producers directly with city consumers. Despite growing consumer demand for locally sourced food, buying it remains genuinely inconvenient: farmers’ markets operate a few hours per week, CSA programmes require months-long commitments, and mainstream grocery delivery platforms are dominated by national distributors whose products travel hundreds of kilometres before reaching a household. UrbanRoots closes that gap through a two-sided platform where producers get a simple digital storefront and order management tools, and consumers get a browsable app to discover nearby farms, view seasonal availability, and schedule delivery or pickup. The pilot will launch in one Canadian city before the team evaluates expansion.</w:t>
       </w:r>
     </w:p>
     <w:p>
@@ -206,22 +206,7 @@
           <w:i w:val="0"/>
           <w:sz w:val="24"/>
         </w:rPr>
-        <w:t>UrbanRoots is a mobile-first digital marketplace connecting local farmers and small food producers directly with city consumers. The core problem it addresses is one most people recognize: buying locally grown food is genuinely inconvenient. Farmers’ markets run a few hours on Saturday mornings, CSA programmes require months-long commitments, and most grocery delivery apps are digital storefronts for the same national distributors. The platform is designed as a two-sided marketplace: producers get a simple storefront and order management tools, while consumers get a browsable app to find nearby farms, see what’s in season, and schedule delivery or pickup. The pilot will launch in one Canadian city before the team decides whether and how to expand.</w:t>
-      </w:r>
-    </w:p>
-    <w:p>
-      <w:pPr>
-        <w:spacing w:line="240" w:lineRule="auto"/>
-        <w:jc w:val="both"/>
-      </w:pPr>
-      <w:r>
-        <w:rPr>
-          <w:rFonts w:ascii="Times New Roman" w:hAnsi="Times New Roman"/>
-          <w:b w:val="0"/>
-          <w:i w:val="0"/>
-          <w:sz w:val="24"/>
-        </w:rPr>
-        <w:t>The final shape of this product is not fully determined. Whether consumers prefer subscriptions or one-off orders, how to best structure last-mile logistics, and which producer onboarding features matter most are all questions that need real user data to answer. That uncertainty is exactly why Agile is the right framework: the product must evolve through feedback rather than a fixed upfront specification. The roadmap that follows is a starting point, not a finished blueprint.</w:t>
+        <w:t>The final product is not fully defined yet — the right mix of subscription models, logistics partnerships, and onboarding support will emerge from real user behaviour, not upfront assumptions. This is precisely why Agile is the appropriate framework for this project.</w:t>
       </w:r>
     </w:p>
     <w:p>
@@ -251,7 +236,7 @@
           <w:i w:val="0"/>
           <w:sz w:val="24"/>
         </w:rPr>
-        <w:t>Most urban Canadians say they want to buy more local food, but they don’t — because the infrastructure simply isn’t convenient enough to become a habit (Statistics Canada, 2023). At the same time, small-scale producers spend significant time on logistics and marketing they didn’t sign up for when they decided to farm. UrbanRoots addresses both sides of this market gap by building digital infrastructure that makes buying local as easy as ordering from any grocery app, while keeping the money with the people actually growing the food.</w:t>
+        <w:t>Most urban Canadians say they want to buy local food but don’t, because convenient access doesn’t exist (Statistics Canada, 2023). Meanwhile, small-scale producers spend significant time on logistics and marketing they didn’t sign up for. UrbanRoots addresses both sides: making local food as easy to buy as any grocery app, while keeping revenue with the people growing it.</w:t>
       </w:r>
     </w:p>
     <w:p>
@@ -299,7 +284,7 @@
           <w:i w:val="0"/>
           <w:sz w:val="24"/>
         </w:rPr>
-        <w:t>The long-term goal for UrbanRoots is not just another marketplace app — it’s a meaningful shift in how urban food systems work. If this succeeds, local producers will have a revenue channel they can genuinely plan around, not just a side income from weekend markets. Consumers will trust the platform enough that buying local becomes a default routine, not an occasional choice. Success will be measured not only in transactions and downloads, but in whether farmers are earning more, whether food waste in the supply chain is going down, and whether communities feel a genuine connection to where their food comes from. That’s the goal. The app is just the vehicle.</w:t>
+        <w:t>The long-term ambition is a meaningful shift in how urban food systems work: local producers with a revenue channel they can plan around, consumers who buy local by default rather than occasionally, and supply chains with less waste and a smaller carbon footprint. Success will be measured not only in transactions but in producer income growth and community food resilience.</w:t>
       </w:r>
     </w:p>
     <w:p>
@@ -332,7 +317,7 @@
           <w:i w:val="0"/>
           <w:sz w:val="24"/>
         </w:rPr>
-        <w:t>Before building anything large or complicated, the most important question to answer is a simple one: will people actually use this? The MVP is a lean but fully functional version of the platform — enough to run a real six-week beta with 12–15 local producers and 250–300 consumers in one city, and to learn something meaningful from how they actually behave. That’s not a huge cohort, but it’s enough to see real patterns rather than survey responses. The beta period matters more than the feature list: what users actually do in the product will shape every decision made afterward.</w:t>
+        <w:t>The MVP is a fully functional but narrowly scoped version of the platform, designed to run a six-week beta with 12–15 producers and 250–300 consumers in one city. The goal is not a polished final product — it is learning whether the core experience works before committing to building more.</w:t>
       </w:r>
     </w:p>
     <w:p>
@@ -373,7 +358,7 @@
           <w:i w:val="0"/>
           <w:sz w:val="24"/>
         </w:rPr>
-        <w:t>A simple storefront with a short bio, photos, and production notes — just enough for a consumer to know who they’re buying from.</w:t>
+        <w:t>Simple producer storefront: bio, photos, and production notes.</w:t>
       </w:r>
     </w:p>
     <w:p>
@@ -399,7 +384,7 @@
           <w:i w:val="0"/>
           <w:sz w:val="24"/>
         </w:rPr>
-        <w:t>Producers list products with prices and availability. Consumers browse by category or proximity.</w:t>
+        <w:t>Product listings with pricing and availability; consumers browse by category or proximity.</w:t>
       </w:r>
     </w:p>
     <w:p>
@@ -425,7 +410,7 @@
           <w:i w:val="0"/>
           <w:sz w:val="24"/>
         </w:rPr>
-        <w:t>Add to cart, choose a delivery or pickup slot, and pay via Stripe — completable in under two minutes on a phone.</w:t>
+        <w:t>Cart, delivery or pickup slot selection, and Stripe payment — completable in under two minutes.</w:t>
       </w:r>
     </w:p>
     <w:p>
@@ -477,7 +462,7 @@
           <w:i w:val="0"/>
           <w:sz w:val="24"/>
         </w:rPr>
-        <w:t>Consumers view order history and re-order past purchases in one tap.</w:t>
+        <w:t>Order history and one-tap re-order for repeat purchases.</w:t>
       </w:r>
     </w:p>
     <w:p>
@@ -494,7 +479,7 @@
           <w:i w:val="0"/>
           <w:sz w:val="24"/>
         </w:rPr>
-        <w:t xml:space="preserve">Producer order dashboard: </w:t>
+        <w:t xml:space="preserve">Producer dashboard: </w:t>
       </w:r>
       <w:r>
         <w:rPr>
@@ -503,7 +488,7 @@
           <w:i w:val="0"/>
           <w:sz w:val="24"/>
         </w:rPr>
-        <w:t>Producers see incoming orders, mark them as fulfilled, and track basic sales figures.</w:t>
+        <w:t>Real-time incoming orders, fulfilment status, and basic sales figures for producers.</w:t>
       </w:r>
     </w:p>
     <w:p>
@@ -551,7 +536,7 @@
           <w:i w:val="0"/>
           <w:sz w:val="24"/>
         </w:rPr>
-        <w:t>UrbanRoots will use the Scrum framework. Scrum was selected because the final product isn’t fully defined, consumer behaviour in this space is difficult to predict without real-world data, and the team needs the ability to reprioritize quickly based on what users actually show us rather than what we assumed they wanted (Schwaber &amp; Sutherland, 2020). A waterfall approach would require upfront decisions that simply can’t be made responsibly yet. The Scrum team includes a Product Owner (backlog ownership and prioritization decisions), a Scrum Master (ceremony facilitation and impediment removal), a cross-functional Development Team (two front-end developers, one back-end developer, one UX/UI designer, one QA engineer), and Stakeholders including pilot producers, early-adopter consumers, and a logistics partner representative who attend Sprint Reviews.</w:t>
+        <w:t>UrbanRoots uses the Scrum framework because the end state is not fully defined and the team must be able to reprioritize based on real user feedback (Schwaber &amp; Sutherland, 2020). The Scrum team comprises a Product Owner, Scrum Master, a cross-functional Development Team (two front-end developers, one back-end developer, one UX/UI designer, one QA engineer), and Stakeholders including pilot producers, early-adopter consumers, and a logistics partner representative.</w:t>
       </w:r>
     </w:p>
     <w:p>
@@ -567,21 +552,6 @@
           <w:sz w:val="24"/>
         </w:rPr>
         <w:t>4.2  Product Backlog</w:t>
-      </w:r>
-    </w:p>
-    <w:p>
-      <w:pPr>
-        <w:spacing w:line="240" w:lineRule="auto"/>
-        <w:jc w:val="both"/>
-      </w:pPr>
-      <w:r>
-        <w:rPr>
-          <w:rFonts w:ascii="Times New Roman" w:hAnsi="Times New Roman"/>
-          <w:b w:val="0"/>
-          <w:i w:val="0"/>
-          <w:sz w:val="24"/>
-        </w:rPr>
-        <w:t>Backlog items are ordered by customer value, technical dependency, and risk. The list will be updated after every Sprint Review.</w:t>
       </w:r>
     </w:p>
     <w:tbl>
@@ -1788,7 +1758,7 @@
           <w:i w:val="0"/>
           <w:sz w:val="24"/>
         </w:rPr>
-        <w:t>The team conducts structured interviews with 20 consumers and 10 prospective producers before writing a single line of production code. The rule is simple: every design decision — navigation structure, checkout flow, producer onboarding — must be grounded in what those conversations reveal, not in what the team assumed going in. Key deliverables include the technical architecture decision (React Native for mobile, Node.js/PostgreSQL on the backend), a finalized sitemap, interactive wireframes, and the producer profile feature deployed to a staging environment for internal review.</w:t>
+        <w:t>Structured interviews with 20 consumers and 10 prospective producers inform every design decision before any code is written. Deliverables: technical architecture decision (React Native, Node.js/PostgreSQL), sitemap, wireframes, and the producer profile feature deployed to staging.</w:t>
       </w:r>
     </w:p>
     <w:p>
@@ -1820,7 +1790,7 @@
           <w:i w:val="0"/>
           <w:sz w:val="24"/>
         </w:rPr>
-        <w:t>“As a consumer, I want to browse local producers by distance.” — Done when: producers appear sorted by proximity; geolocation prompts work on both iOS and Android without errors.</w:t>
+        <w:t>“As a consumer, I want to browse local producers by distance.” — Done when: producers listed by proximity; geolocation works on iOS and Android without errors.</w:t>
       </w:r>
     </w:p>
     <w:p>
@@ -1837,7 +1807,7 @@
           <w:i w:val="0"/>
           <w:sz w:val="24"/>
         </w:rPr>
-        <w:t>“As a producer, I want to create a storefront profile.” — Done when: producer can register, upload photos, write a bio, and publish — profile visible to consumers within five minutes, no admin bottleneck.</w:t>
+        <w:t>“As a producer, I want to create a storefront profile.” — Done when: producer registers, publishes profile, visible to consumers within five minutes.</w:t>
       </w:r>
     </w:p>
     <w:p>
@@ -1867,7 +1837,7 @@
           <w:i w:val="0"/>
           <w:sz w:val="24"/>
         </w:rPr>
-        <w:t>Sprint 2 delivers the transactional core: product catalogue, shopping cart, Stripe payment, producer order dashboard, and delivery scheduling. Accessibility to WCAG 2.1 AA is tested throughout — not deferred to Sprint 3.</w:t>
+        <w:t>Builds the transactional core: product catalogue, cart, Stripe checkout, producer order dashboard, and delivery scheduling. Accessibility to WCAG 2.1 AA is tested throughout, not deferred to Sprint 3.</w:t>
       </w:r>
     </w:p>
     <w:p>
@@ -1899,7 +1869,7 @@
           <w:i w:val="0"/>
           <w:sz w:val="24"/>
         </w:rPr>
-        <w:t>“As a consumer, I want to add products to a cart and check out securely.” — Done when: payment succeeds in Stripe test environment, no card data stored on our servers, confirmation email arrives within 60 seconds.</w:t>
+        <w:t>“As a consumer, I want to add products to a cart and check out securely.” — Done when: Stripe payment succeeds in test environment; confirmation email arrives within 60 seconds; no card data stored on our servers.</w:t>
       </w:r>
     </w:p>
     <w:p>
@@ -1916,24 +1886,7 @@
           <w:i w:val="0"/>
           <w:sz w:val="24"/>
         </w:rPr>
-        <w:t>“As a producer, I want to see and manage my incoming orders.” — Done when: orders appear on dashboard within 30 seconds; producer can mark each as confirmed, in progress, or fulfilled.</w:t>
-      </w:r>
-    </w:p>
-    <w:p>
-      <w:pPr>
-        <w:pStyle w:val="ListBullet"/>
-        <w:spacing w:after="60" w:before="0"/>
-        <w:ind w:left="360"/>
-        <w:jc w:val="both"/>
-      </w:pPr>
-      <w:r>
-        <w:rPr>
-          <w:rFonts w:ascii="Times New Roman" w:hAnsi="Times New Roman"/>
-          <w:b w:val="0"/>
-          <w:i w:val="0"/>
-          <w:sz w:val="24"/>
-        </w:rPr>
-        <w:t>“As a consumer, I want to pick a delivery or pickup window.” — Done when: at least three slots appear at checkout; selection shows correctly in the order summary and producer notification.</w:t>
+        <w:t>“As a producer, I want to see and manage my incoming orders.” — Done when: orders appear on dashboard within 30 seconds; producer can mark each confirmed, in progress, or fulfilled.</w:t>
       </w:r>
     </w:p>
     <w:p>
@@ -1963,7 +1916,7 @@
           <w:i w:val="0"/>
           <w:sz w:val="24"/>
         </w:rPr>
-        <w:t>The beta cohort — 12 producers and 250–300 consumers — uses the live app for six weeks. Sprint Reviews draw directly from that feedback, and the backlog is re-prioritized after each one. Buffer is deliberately built into this sprint because things will break and surprises will come up. That’s not a pessimistic prediction — it’s just how beta launches go, and responding quickly to what real users find matters more than rigidly following a pre-set plan.</w:t>
+        <w:t>The live beta runs for six weeks with the full cohort. Sprint Reviews draw directly from user feedback; the backlog is re-prioritized after each one. Buffer is intentionally built in — surprises during a beta are expected, not exceptional.</w:t>
       </w:r>
     </w:p>
     <w:p>
@@ -1995,24 +1948,7 @@
           <w:i w:val="0"/>
           <w:sz w:val="24"/>
         </w:rPr>
-        <w:t>“As a QA engineer, I want automated regression tests on every build.” — Done when: suite covers 80% of critical user paths; all tests pass before any production deployment.</w:t>
-      </w:r>
-    </w:p>
-    <w:p>
-      <w:pPr>
-        <w:pStyle w:val="ListBullet"/>
-        <w:spacing w:after="60" w:before="0"/>
-        <w:ind w:left="360"/>
-        <w:jc w:val="both"/>
-      </w:pPr>
-      <w:r>
-        <w:rPr>
-          <w:rFonts w:ascii="Times New Roman" w:hAnsi="Times New Roman"/>
-          <w:b w:val="0"/>
-          <w:i w:val="0"/>
-          <w:sz w:val="24"/>
-        </w:rPr>
-        <w:t>“As a consumer, I want to re-order my last purchase in one tap.” — Done when: re-order button in order history adds same items to cart; completed in no more than two taps.</w:t>
+        <w:t>“As a QA engineer, I want automated regression tests on every build.” — Done when: suite covers 80% of critical paths; all tests pass before any production deployment.</w:t>
       </w:r>
     </w:p>
     <w:p>
@@ -2028,21 +1964,6 @@
           <w:sz w:val="24"/>
         </w:rPr>
         <w:t>4.4  Scrum Ceremonies (All Sprints)</w:t>
-      </w:r>
-    </w:p>
-    <w:p>
-      <w:pPr>
-        <w:spacing w:line="240" w:lineRule="auto"/>
-        <w:jc w:val="both"/>
-      </w:pPr>
-      <w:r>
-        <w:rPr>
-          <w:rFonts w:ascii="Times New Roman" w:hAnsi="Times New Roman"/>
-          <w:b w:val="0"/>
-          <w:i w:val="0"/>
-          <w:sz w:val="24"/>
-        </w:rPr>
-        <w:t>These four ceremonies run consistently throughout the project. They are not optional formalities — each one serves a specific purpose in keeping the team aligned and the work on track:</w:t>
       </w:r>
     </w:p>
     <w:p>
@@ -2068,7 +1989,7 @@
           <w:i w:val="0"/>
           <w:sz w:val="24"/>
         </w:rPr>
-        <w:t>Held at the start of each two-week sprint: backlog items selected, effort estimated in story points, sprint goal agreed upon.</w:t>
+        <w:t>Backlog items selected, effort estimated in story points, sprint goal set.</w:t>
       </w:r>
     </w:p>
     <w:p>
@@ -2094,7 +2015,7 @@
           <w:i w:val="0"/>
           <w:sz w:val="24"/>
         </w:rPr>
-        <w:t>15-minute daily stand-up: what did you finish, what’s next, what’s blocking you.</w:t>
+        <w:t>15-minute daily stand-up: what’s done, what’s next, what’s blocking.</w:t>
       </w:r>
     </w:p>
     <w:p>
@@ -2120,7 +2041,7 @@
           <w:i w:val="0"/>
           <w:sz w:val="24"/>
         </w:rPr>
-        <w:t>End-of-sprint demo to stakeholders including pilot producers; feedback goes directly into the backlog.</w:t>
+        <w:t>End-of-sprint demo to stakeholders; feedback updates the backlog immediately.</w:t>
       </w:r>
     </w:p>
     <w:p>
@@ -2146,7 +2067,7 @@
           <w:i w:val="0"/>
           <w:sz w:val="24"/>
         </w:rPr>
-        <w:t>Honest team reflection: what worked, what didn’t, one or two concrete process changes for the next sprint.</w:t>
+        <w:t>Team reflection on what to keep, stop, and improve for the next sprint.</w:t>
       </w:r>
     </w:p>
     <w:p>
@@ -2162,21 +2083,6 @@
           <w:sz w:val="24"/>
         </w:rPr>
         <w:t>4.5  Risk Management</w:t>
-      </w:r>
-    </w:p>
-    <w:p>
-      <w:pPr>
-        <w:spacing w:line="240" w:lineRule="auto"/>
-        <w:jc w:val="both"/>
-      </w:pPr>
-      <w:r>
-        <w:rPr>
-          <w:rFonts w:ascii="Times New Roman" w:hAnsi="Times New Roman"/>
-          <w:b w:val="0"/>
-          <w:i w:val="0"/>
-          <w:sz w:val="24"/>
-        </w:rPr>
-        <w:t>Key risks identified through early producer and legal conversations:</w:t>
       </w:r>
     </w:p>
     <w:tbl>
@@ -2299,7 +2205,7 @@
                 <w:i w:val="0"/>
                 <w:sz w:val="22"/>
               </w:rPr>
-              <w:t>Provincial food safety laws may restrict direct sales in some markets</w:t>
+              <w:t>Provincial food safety laws may restrict direct producer-to-consumer sales</w:t>
             </w:r>
           </w:p>
         </w:tc>
@@ -2359,7 +2265,7 @@
                 <w:i w:val="0"/>
                 <w:sz w:val="22"/>
               </w:rPr>
-              <w:t>Engage food-law consultant in Sprint 1; build province-specific compliance flags from day one.</w:t>
+              <w:t>Food-law consultant engaged in Sprint 1; province-specific compliance flags built in from day one.</w:t>
             </w:r>
           </w:p>
         </w:tc>
@@ -2381,7 +2287,7 @@
                 <w:i w:val="0"/>
                 <w:sz w:val="22"/>
               </w:rPr>
-              <w:t>Producers may struggle to adopt the platform if it feels too technical</w:t>
+              <w:t>Low producer adoption due to digital literacy barriers</w:t>
             </w:r>
           </w:p>
         </w:tc>
@@ -2441,7 +2347,7 @@
                 <w:i w:val="0"/>
                 <w:sz w:val="22"/>
               </w:rPr>
-              <w:t>Run hands-on onboarding workshops; assign a dedicated producer success contact for the beta period.</w:t>
+              <w:t>Hands-on onboarding workshops; dedicated producer success contact for the beta period.</w:t>
             </w:r>
           </w:p>
         </w:tc>
@@ -2463,7 +2369,7 @@
                 <w:i w:val="0"/>
                 <w:sz w:val="22"/>
               </w:rPr>
-              <w:t>Last-mile delivery logistics may be harder than anticipated</w:t>
+              <w:t>Last-mile delivery logistics more complex than anticipated</w:t>
             </w:r>
           </w:p>
         </w:tc>
@@ -2523,7 +2429,7 @@
                 <w:i w:val="0"/>
                 <w:sz w:val="22"/>
               </w:rPr>
-              <w:t>Partner with existing local courier; limit delivery radius to 20 km for MVP.</w:t>
+              <w:t>Partner with existing local courier; delivery radius capped at 20 km for MVP.</w:t>
             </w:r>
           </w:p>
         </w:tc>
@@ -2627,7 +2533,7 @@
                 <w:i w:val="0"/>
                 <w:sz w:val="22"/>
               </w:rPr>
-              <w:t>Payment security gaps exposing consumer financial data</w:t>
+              <w:t>Payment security vulnerabilities exposing consumer data</w:t>
             </w:r>
           </w:p>
         </w:tc>
@@ -2687,7 +2593,7 @@
                 <w:i w:val="0"/>
                 <w:sz w:val="22"/>
               </w:rPr>
-              <w:t>Use Stripe’s fully managed infrastructure; run third-party security audit before beta launch.</w:t>
+              <w:t>Stripe’s fully managed infrastructure used; third-party security audit before beta launch.</w:t>
             </w:r>
           </w:p>
         </w:tc>
@@ -2757,7 +2663,7 @@
           <w:i w:val="0"/>
           <w:sz w:val="24"/>
         </w:rPr>
-        <w:t>Minimum 200 completed transactions during the six-week beta period</w:t>
+        <w:t>Minimum 200 completed consumer transactions during the six-week beta</w:t>
       </w:r>
     </w:p>
     <w:p>
@@ -2774,7 +2680,7 @@
           <w:i w:val="0"/>
           <w:sz w:val="24"/>
         </w:rPr>
-        <w:t>Consumer app rating averaging 4.0 or higher post-beta</w:t>
+        <w:t>Consumer app rating averaging 4.0 or higher; producer NPS of +30 or higher</w:t>
       </w:r>
     </w:p>
     <w:p>
@@ -2791,24 +2697,7 @@
           <w:i w:val="0"/>
           <w:sz w:val="24"/>
         </w:rPr>
-        <w:t>Producer NPS of +30 or higher</w:t>
-      </w:r>
-    </w:p>
-    <w:p>
-      <w:pPr>
-        <w:pStyle w:val="ListBullet"/>
-        <w:spacing w:after="60" w:before="0"/>
-        <w:ind w:left="360"/>
-        <w:jc w:val="both"/>
-      </w:pPr>
-      <w:r>
-        <w:rPr>
-          <w:rFonts w:ascii="Times New Roman" w:hAnsi="Times New Roman"/>
-          <w:b w:val="0"/>
-          <w:i w:val="0"/>
-          <w:sz w:val="24"/>
-        </w:rPr>
-        <w:t>System uptime at 99% or above throughout the beta</w:t>
+        <w:t>System uptime at 99% or above throughout the beta period</w:t>
       </w:r>
     </w:p>
     <w:p>
@@ -2823,7 +2712,7 @@
           <w:i w:val="0"/>
           <w:sz w:val="24"/>
         </w:rPr>
-        <w:t>4.7  Future Enhancements</w:t>
+        <w:t>4.7  Future Enhancements (Post-MVP)</w:t>
       </w:r>
     </w:p>
     <w:p>
@@ -2874,7 +2763,7 @@
           <w:i w:val="0"/>
           <w:sz w:val="24"/>
         </w:rPr>
-        <w:t>B2B channel for restaurants, schools, and food co-operatives sourcing locally at volume</w:t>
+        <w:t>B2B channel for restaurants, schools, and food co-operatives</w:t>
       </w:r>
     </w:p>
     <w:p>
